--- a/golden/uart/docs/word/04-可编程逻辑器件软件仿真测试计划.docx
+++ b/golden/uart/docs/word/04-可编程逻辑器件软件仿真测试计划.docx
@@ -45,7 +45,7 @@
             <w:r/>
             <w:r>
               <w:rPr>
-                <w:rFonts w:ascii="FangSong_GB2312" w:hAnsi="FangSong_GB2312" w:eastAsia="FangSong_GB2312" w:cs="FangSong_GB2312"/>
+                <w:rFonts w:ascii="Songti SC" w:hAnsi="Songti SC" w:eastAsia="Songti SC" w:cs="Songti SC"/>
                 <w:b/>
                 <w:sz w:val="18"/>
               </w:rPr>
@@ -72,7 +72,7 @@
             <w:r/>
             <w:r>
               <w:rPr>
-                <w:rFonts w:ascii="FangSong_GB2312" w:hAnsi="FangSong_GB2312" w:eastAsia="FangSong_GB2312" w:cs="FangSong_GB2312"/>
+                <w:rFonts w:ascii="Songti SC" w:hAnsi="Songti SC" w:eastAsia="Songti SC" w:cs="Songti SC"/>
                 <w:b/>
                 <w:sz w:val="18"/>
               </w:rPr>
@@ -100,7 +100,7 @@
             <w:r/>
             <w:r>
               <w:rPr>
-                <w:rFonts w:ascii="FangSong_GB2312" w:hAnsi="FangSong_GB2312" w:eastAsia="FangSong_GB2312" w:cs="FangSong_GB2312"/>
+                <w:rFonts w:ascii="Songti SC" w:hAnsi="Songti SC" w:eastAsia="Songti SC" w:cs="Songti SC"/>
                 <w:b w:val="0"/>
                 <w:sz w:val="18"/>
               </w:rPr>
@@ -126,11 +126,11 @@
             <w:r/>
             <w:r>
               <w:rPr>
-                <w:rFonts w:ascii="FangSong_GB2312" w:hAnsi="FangSong_GB2312" w:eastAsia="FangSong_GB2312" w:cs="FangSong_GB2312"/>
+                <w:rFonts w:ascii="Songti SC" w:hAnsi="Songti SC" w:eastAsia="Songti SC" w:cs="Songti SC"/>
                 <w:b w:val="0"/>
                 <w:sz w:val="18"/>
               </w:rPr>
-              <w:t>UART-DOC-004 / v2.3 candidate</w:t>
+              <w:t>UART-DOC-004 / v2.5 candidate</w:t>
             </w:r>
           </w:p>
         </w:tc>
@@ -154,7 +154,7 @@
             <w:r/>
             <w:r>
               <w:rPr>
-                <w:rFonts w:ascii="FangSong_GB2312" w:hAnsi="FangSong_GB2312" w:eastAsia="FangSong_GB2312" w:cs="FangSong_GB2312"/>
+                <w:rFonts w:ascii="Songti SC" w:hAnsi="Songti SC" w:eastAsia="Songti SC" w:cs="Songti SC"/>
                 <w:b w:val="0"/>
                 <w:sz w:val="18"/>
               </w:rPr>
@@ -180,7 +180,7 @@
             <w:r/>
             <w:r>
               <w:rPr>
-                <w:rFonts w:ascii="FangSong_GB2312" w:hAnsi="FangSong_GB2312" w:eastAsia="FangSong_GB2312" w:cs="FangSong_GB2312"/>
+                <w:rFonts w:ascii="Songti SC" w:hAnsi="Songti SC" w:eastAsia="Songti SC" w:cs="Songti SC"/>
                 <w:b w:val="0"/>
                 <w:sz w:val="18"/>
               </w:rPr>
@@ -208,7 +208,7 @@
             <w:r/>
             <w:r>
               <w:rPr>
-                <w:rFonts w:ascii="FangSong_GB2312" w:hAnsi="FangSong_GB2312" w:eastAsia="FangSong_GB2312" w:cs="FangSong_GB2312"/>
+                <w:rFonts w:ascii="Songti SC" w:hAnsi="Songti SC" w:eastAsia="Songti SC" w:cs="Songti SC"/>
                 <w:b w:val="0"/>
                 <w:sz w:val="18"/>
               </w:rPr>
@@ -234,11 +234,11 @@
             <w:r/>
             <w:r>
               <w:rPr>
-                <w:rFonts w:ascii="FangSong_GB2312" w:hAnsi="FangSong_GB2312" w:eastAsia="FangSong_GB2312" w:cs="FangSong_GB2312"/>
+                <w:rFonts w:ascii="Songti SC" w:hAnsi="Songti SC" w:eastAsia="Songti SC" w:cs="Songti SC"/>
                 <w:b w:val="0"/>
                 <w:sz w:val="18"/>
               </w:rPr>
-              <w:t>2026-08-27</w:t>
+              <w:t>2026-08-28</w:t>
             </w:r>
           </w:p>
         </w:tc>
@@ -262,7 +262,7 @@
             <w:r/>
             <w:r>
               <w:rPr>
-                <w:rFonts w:ascii="FangSong_GB2312" w:hAnsi="FangSong_GB2312" w:eastAsia="FangSong_GB2312" w:cs="FangSong_GB2312"/>
+                <w:rFonts w:ascii="Songti SC" w:hAnsi="Songti SC" w:eastAsia="Songti SC" w:cs="Songti SC"/>
                 <w:b w:val="0"/>
                 <w:sz w:val="18"/>
               </w:rPr>
@@ -288,7 +288,7 @@
             <w:r/>
             <w:r>
               <w:rPr>
-                <w:rFonts w:ascii="FangSong_GB2312" w:hAnsi="FangSong_GB2312" w:eastAsia="FangSong_GB2312" w:cs="FangSong_GB2312"/>
+                <w:rFonts w:ascii="Songti SC" w:hAnsi="Songti SC" w:eastAsia="Songti SC" w:cs="Songti SC"/>
                 <w:b w:val="0"/>
                 <w:sz w:val="18"/>
               </w:rPr>
@@ -316,7 +316,7 @@
             <w:r/>
             <w:r>
               <w:rPr>
-                <w:rFonts w:ascii="FangSong_GB2312" w:hAnsi="FangSong_GB2312" w:eastAsia="FangSong_GB2312" w:cs="FangSong_GB2312"/>
+                <w:rFonts w:ascii="Songti SC" w:hAnsi="Songti SC" w:eastAsia="Songti SC" w:cs="Songti SC"/>
                 <w:b w:val="0"/>
                 <w:sz w:val="18"/>
               </w:rPr>
@@ -342,7 +342,7 @@
             <w:r/>
             <w:r>
               <w:rPr>
-                <w:rFonts w:ascii="FangSong_GB2312" w:hAnsi="FangSong_GB2312" w:eastAsia="FangSong_GB2312" w:cs="FangSong_GB2312"/>
+                <w:rFonts w:ascii="Songti SC" w:hAnsi="Songti SC" w:eastAsia="Songti SC" w:cs="Songti SC"/>
                 <w:b w:val="0"/>
                 <w:sz w:val="18"/>
               </w:rPr>
@@ -370,7 +370,7 @@
             <w:r/>
             <w:r>
               <w:rPr>
-                <w:rFonts w:ascii="FangSong_GB2312" w:hAnsi="FangSong_GB2312" w:eastAsia="FangSong_GB2312" w:cs="FangSong_GB2312"/>
+                <w:rFonts w:ascii="Songti SC" w:hAnsi="Songti SC" w:eastAsia="Songti SC" w:cs="Songti SC"/>
                 <w:b w:val="0"/>
                 <w:sz w:val="18"/>
               </w:rPr>
@@ -396,7 +396,7 @@
             <w:r/>
             <w:r>
               <w:rPr>
-                <w:rFonts w:ascii="FangSong_GB2312" w:hAnsi="FangSong_GB2312" w:eastAsia="FangSong_GB2312" w:cs="FangSong_GB2312"/>
+                <w:rFonts w:ascii="Songti SC" w:hAnsi="Songti SC" w:eastAsia="Songti SC" w:cs="Songti SC"/>
                 <w:b w:val="0"/>
                 <w:sz w:val="18"/>
               </w:rPr>
@@ -424,7 +424,7 @@
             <w:r/>
             <w:r>
               <w:rPr>
-                <w:rFonts w:ascii="FangSong_GB2312" w:hAnsi="FangSong_GB2312" w:eastAsia="FangSong_GB2312" w:cs="FangSong_GB2312"/>
+                <w:rFonts w:ascii="Songti SC" w:hAnsi="Songti SC" w:eastAsia="Songti SC" w:cs="Songti SC"/>
                 <w:b w:val="0"/>
                 <w:sz w:val="18"/>
               </w:rPr>
@@ -450,7 +450,7 @@
             <w:r/>
             <w:r>
               <w:rPr>
-                <w:rFonts w:ascii="FangSong_GB2312" w:hAnsi="FangSong_GB2312" w:eastAsia="FangSong_GB2312" w:cs="FangSong_GB2312"/>
+                <w:rFonts w:ascii="Songti SC" w:hAnsi="Songti SC" w:eastAsia="Songti SC" w:cs="Songti SC"/>
                 <w:b w:val="0"/>
                 <w:sz w:val="18"/>
               </w:rPr>
@@ -478,7 +478,7 @@
             <w:r/>
             <w:r>
               <w:rPr>
-                <w:rFonts w:ascii="FangSong_GB2312" w:hAnsi="FangSong_GB2312" w:eastAsia="FangSong_GB2312" w:cs="FangSong_GB2312"/>
+                <w:rFonts w:ascii="Songti SC" w:hAnsi="Songti SC" w:eastAsia="Songti SC" w:cs="Songti SC"/>
                 <w:b w:val="0"/>
                 <w:sz w:val="18"/>
               </w:rPr>
@@ -504,7 +504,7 @@
             <w:r/>
             <w:r>
               <w:rPr>
-                <w:rFonts w:ascii="FangSong_GB2312" w:hAnsi="FangSong_GB2312" w:eastAsia="FangSong_GB2312" w:cs="FangSong_GB2312"/>
+                <w:rFonts w:ascii="Songti SC" w:hAnsi="Songti SC" w:eastAsia="Songti SC" w:cs="Songti SC"/>
                 <w:b w:val="0"/>
                 <w:sz w:val="18"/>
               </w:rPr>
@@ -569,7 +569,7 @@
             <w:r/>
             <w:r>
               <w:rPr>
-                <w:rFonts w:ascii="FangSong_GB2312" w:hAnsi="FangSong_GB2312" w:eastAsia="FangSong_GB2312" w:cs="FangSong_GB2312"/>
+                <w:rFonts w:ascii="Songti SC" w:hAnsi="Songti SC" w:eastAsia="Songti SC" w:cs="Songti SC"/>
                 <w:b/>
                 <w:sz w:val="18"/>
               </w:rPr>
@@ -596,7 +596,7 @@
             <w:r/>
             <w:r>
               <w:rPr>
-                <w:rFonts w:ascii="FangSong_GB2312" w:hAnsi="FangSong_GB2312" w:eastAsia="FangSong_GB2312" w:cs="FangSong_GB2312"/>
+                <w:rFonts w:ascii="Songti SC" w:hAnsi="Songti SC" w:eastAsia="Songti SC" w:cs="Songti SC"/>
                 <w:b/>
                 <w:sz w:val="18"/>
               </w:rPr>
@@ -623,7 +623,7 @@
             <w:r/>
             <w:r>
               <w:rPr>
-                <w:rFonts w:ascii="FangSong_GB2312" w:hAnsi="FangSong_GB2312" w:eastAsia="FangSong_GB2312" w:cs="FangSong_GB2312"/>
+                <w:rFonts w:ascii="Songti SC" w:hAnsi="Songti SC" w:eastAsia="Songti SC" w:cs="Songti SC"/>
                 <w:b/>
                 <w:sz w:val="18"/>
               </w:rPr>
@@ -650,7 +650,7 @@
             <w:r/>
             <w:r>
               <w:rPr>
-                <w:rFonts w:ascii="FangSong_GB2312" w:hAnsi="FangSong_GB2312" w:eastAsia="FangSong_GB2312" w:cs="FangSong_GB2312"/>
+                <w:rFonts w:ascii="Songti SC" w:hAnsi="Songti SC" w:eastAsia="Songti SC" w:cs="Songti SC"/>
                 <w:b/>
                 <w:sz w:val="18"/>
               </w:rPr>
@@ -678,11 +678,11 @@
             <w:r/>
             <w:r>
               <w:rPr>
-                <w:rFonts w:ascii="FangSong_GB2312" w:hAnsi="FangSong_GB2312" w:eastAsia="FangSong_GB2312" w:cs="FangSong_GB2312"/>
+                <w:rFonts w:ascii="Songti SC" w:hAnsi="Songti SC" w:eastAsia="Songti SC" w:cs="Songti SC"/>
                 <w:b w:val="0"/>
                 <w:sz w:val="18"/>
               </w:rPr>
-              <w:t>v2.3 candidate</w:t>
+              <w:t>v2.5 candidate</w:t>
             </w:r>
           </w:p>
         </w:tc>
@@ -704,11 +704,11 @@
             <w:r/>
             <w:r>
               <w:rPr>
-                <w:rFonts w:ascii="FangSong_GB2312" w:hAnsi="FangSong_GB2312" w:eastAsia="FangSong_GB2312" w:cs="FangSong_GB2312"/>
+                <w:rFonts w:ascii="Songti SC" w:hAnsi="Songti SC" w:eastAsia="Songti SC" w:cs="Songti SC"/>
                 <w:b w:val="0"/>
                 <w:sz w:val="18"/>
               </w:rPr>
-              <w:t>2026-08-27</w:t>
+              <w:t>2026-08-28</w:t>
             </w:r>
           </w:p>
         </w:tc>
@@ -730,11 +730,11 @@
             <w:r/>
             <w:r>
               <w:rPr>
-                <w:rFonts w:ascii="FangSong_GB2312" w:hAnsi="FangSong_GB2312" w:eastAsia="FangSong_GB2312" w:cs="FangSong_GB2312"/>
+                <w:rFonts w:ascii="Songti SC" w:hAnsi="Songti SC" w:eastAsia="Songti SC" w:cs="Songti SC"/>
                 <w:b w:val="0"/>
                 <w:sz w:val="18"/>
               </w:rPr>
-              <w:t>将当前目标改为 XC7VX690T，增加 115200 全量扩展回归、中等保证覆盖/独立验证要求，并把 K70T 工具结果限定为历史 exploratory 证据</w:t>
+              <w:t>登记 Mac→66 直连的全新 job 身份及修订后 DIFF_SSTL15 动态/静态/预码流 exploratory 回归</w:t>
             </w:r>
           </w:p>
         </w:tc>
@@ -756,7 +756,7 @@
             <w:r/>
             <w:r>
               <w:rPr>
-                <w:rFonts w:ascii="FangSong_GB2312" w:hAnsi="FangSong_GB2312" w:eastAsia="FangSong_GB2312" w:cs="FangSong_GB2312"/>
+                <w:rFonts w:ascii="Songti SC" w:hAnsi="Songti SC" w:eastAsia="Songti SC" w:cs="Songti SC"/>
                 <w:b w:val="0"/>
                 <w:sz w:val="18"/>
               </w:rPr>
@@ -784,11 +784,11 @@
             <w:r/>
             <w:r>
               <w:rPr>
-                <w:rFonts w:ascii="FangSong_GB2312" w:hAnsi="FangSong_GB2312" w:eastAsia="FangSong_GB2312" w:cs="FangSong_GB2312"/>
+                <w:rFonts w:ascii="Songti SC" w:hAnsi="Songti SC" w:eastAsia="Songti SC" w:cs="Songti SC"/>
                 <w:b w:val="0"/>
                 <w:sz w:val="18"/>
               </w:rPr>
-              <w:t>v2.2 candidate</w:t>
+              <w:t>v2.4 candidate</w:t>
             </w:r>
           </w:p>
         </w:tc>
@@ -810,11 +810,11 @@
             <w:r/>
             <w:r>
               <w:rPr>
-                <w:rFonts w:ascii="FangSong_GB2312" w:hAnsi="FangSong_GB2312" w:eastAsia="FangSong_GB2312" w:cs="FangSong_GB2312"/>
+                <w:rFonts w:ascii="Songti SC" w:hAnsi="Songti SC" w:eastAsia="Songti SC" w:cs="Songti SC"/>
                 <w:b w:val="0"/>
                 <w:sz w:val="18"/>
               </w:rPr>
-              <w:t>2026-08-26</w:t>
+              <w:t>2026-08-27</w:t>
             </w:r>
           </w:p>
         </w:tc>
@@ -836,11 +836,11 @@
             <w:r/>
             <w:r>
               <w:rPr>
-                <w:rFonts w:ascii="FangSong_GB2312" w:hAnsi="FangSong_GB2312" w:eastAsia="FangSong_GB2312" w:cs="FangSong_GB2312"/>
+                <w:rFonts w:ascii="Songti SC" w:hAnsi="Songti SC" w:eastAsia="Songti SC" w:cs="Songti SC"/>
                 <w:b w:val="0"/>
                 <w:sz w:val="18"/>
               </w:rPr>
-              <w:t>按 GJB 9433-2018 补充测试级别、过程、类型、方法和未覆盖项；原用例范围不变</w:t>
+              <w:t>固化 VC709/690T 环境，登记 9600/115200 XSim、源码校验、综合与预码流实现候选结果，保留覆盖/独立验证/板测阻断</w:t>
             </w:r>
           </w:p>
         </w:tc>
@@ -862,7 +862,7 @@
             <w:r/>
             <w:r>
               <w:rPr>
-                <w:rFonts w:ascii="FangSong_GB2312" w:hAnsi="FangSong_GB2312" w:eastAsia="FangSong_GB2312" w:cs="FangSong_GB2312"/>
+                <w:rFonts w:ascii="Songti SC" w:hAnsi="Songti SC" w:eastAsia="Songti SC" w:cs="Songti SC"/>
                 <w:b w:val="0"/>
                 <w:sz w:val="18"/>
               </w:rPr>
@@ -890,11 +890,11 @@
             <w:r/>
             <w:r>
               <w:rPr>
-                <w:rFonts w:ascii="FangSong_GB2312" w:hAnsi="FangSong_GB2312" w:eastAsia="FangSong_GB2312" w:cs="FangSong_GB2312"/>
+                <w:rFonts w:ascii="Songti SC" w:hAnsi="Songti SC" w:eastAsia="Songti SC" w:cs="Songti SC"/>
                 <w:b w:val="0"/>
                 <w:sz w:val="18"/>
               </w:rPr>
-              <w:t>v2.1 candidate</w:t>
+              <w:t>v2.3 candidate</w:t>
             </w:r>
           </w:p>
         </w:tc>
@@ -916,11 +916,11 @@
             <w:r/>
             <w:r>
               <w:rPr>
-                <w:rFonts w:ascii="FangSong_GB2312" w:hAnsi="FangSong_GB2312" w:eastAsia="FangSong_GB2312" w:cs="FangSong_GB2312"/>
+                <w:rFonts w:ascii="Songti SC" w:hAnsi="Songti SC" w:eastAsia="Songti SC" w:cs="Songti SC"/>
                 <w:b w:val="0"/>
                 <w:sz w:val="18"/>
               </w:rPr>
-              <w:t>2026-08-26</w:t>
+              <w:t>2026-08-27</w:t>
             </w:r>
           </w:p>
         </w:tc>
@@ -942,11 +942,11 @@
             <w:r/>
             <w:r>
               <w:rPr>
-                <w:rFonts w:ascii="FangSong_GB2312" w:hAnsi="FangSong_GB2312" w:eastAsia="FangSong_GB2312" w:cs="FangSong_GB2312"/>
+                <w:rFonts w:ascii="Songti SC" w:hAnsi="Songti SC" w:eastAsia="Songti SC" w:cs="Songti SC"/>
                 <w:b w:val="0"/>
                 <w:sz w:val="18"/>
               </w:rPr>
-              <w:t>同步 GJB 438B-2009 参考集和上游候选文档版本；测试范围与策略不变</w:t>
+              <w:t>将当前目标改为 XC7VX690T，增加 115200 全量扩展回归、中等保证覆盖/独立验证要求，并把 K70T 工具结果限定为历史 exploratory 证据</w:t>
             </w:r>
           </w:p>
         </w:tc>
@@ -968,7 +968,7 @@
             <w:r/>
             <w:r>
               <w:rPr>
-                <w:rFonts w:ascii="FangSong_GB2312" w:hAnsi="FangSong_GB2312" w:eastAsia="FangSong_GB2312" w:cs="FangSong_GB2312"/>
+                <w:rFonts w:ascii="Songti SC" w:hAnsi="Songti SC" w:eastAsia="Songti SC" w:cs="Songti SC"/>
                 <w:b w:val="0"/>
                 <w:sz w:val="18"/>
               </w:rPr>
@@ -996,7 +996,219 @@
             <w:r/>
             <w:r>
               <w:rPr>
-                <w:rFonts w:ascii="FangSong_GB2312" w:hAnsi="FangSong_GB2312" w:eastAsia="FangSong_GB2312" w:cs="FangSong_GB2312"/>
+                <w:rFonts w:ascii="Songti SC" w:hAnsi="Songti SC" w:eastAsia="Songti SC" w:cs="Songti SC"/>
+                <w:b w:val="0"/>
+                <w:sz w:val="18"/>
+              </w:rPr>
+              <w:t>v2.2 candidate</w:t>
+            </w:r>
+          </w:p>
+        </w:tc>
+        <w:tc>
+          <w:tcPr>
+            <w:tcW w:type="dxa" w:w="1805"/>
+            <w:vAlign w:val="center"/>
+            <w:tcMar>
+              <w:top w:w="80" w:type="dxa"/>
+              <w:start w:w="120" w:type="dxa"/>
+              <w:bottom w:w="80" w:type="dxa"/>
+              <w:end w:w="120" w:type="dxa"/>
+            </w:tcMar>
+          </w:tcPr>
+          <w:p>
+            <w:pPr>
+              <w:spacing w:after="0"/>
+            </w:pPr>
+            <w:r/>
+            <w:r>
+              <w:rPr>
+                <w:rFonts w:ascii="Songti SC" w:hAnsi="Songti SC" w:eastAsia="Songti SC" w:cs="Songti SC"/>
+                <w:b w:val="0"/>
+                <w:sz w:val="18"/>
+              </w:rPr>
+              <w:t>2026-08-26</w:t>
+            </w:r>
+          </w:p>
+        </w:tc>
+        <w:tc>
+          <w:tcPr>
+            <w:tcW w:type="dxa" w:w="4059"/>
+            <w:vAlign w:val="center"/>
+            <w:tcMar>
+              <w:top w:w="80" w:type="dxa"/>
+              <w:start w:w="120" w:type="dxa"/>
+              <w:bottom w:w="80" w:type="dxa"/>
+              <w:end w:w="120" w:type="dxa"/>
+            </w:tcMar>
+          </w:tcPr>
+          <w:p>
+            <w:pPr>
+              <w:spacing w:after="0"/>
+            </w:pPr>
+            <w:r/>
+            <w:r>
+              <w:rPr>
+                <w:rFonts w:ascii="Songti SC" w:hAnsi="Songti SC" w:eastAsia="Songti SC" w:cs="Songti SC"/>
+                <w:b w:val="0"/>
+                <w:sz w:val="18"/>
+              </w:rPr>
+              <w:t>按 GJB 9433-2018 补充测试级别、过程、类型、方法和未覆盖项；原用例范围不变</w:t>
+            </w:r>
+          </w:p>
+        </w:tc>
+        <w:tc>
+          <w:tcPr>
+            <w:tcW w:type="dxa" w:w="1807"/>
+            <w:vAlign w:val="center"/>
+            <w:tcMar>
+              <w:top w:w="80" w:type="dxa"/>
+              <w:start w:w="120" w:type="dxa"/>
+              <w:bottom w:w="80" w:type="dxa"/>
+              <w:end w:w="120" w:type="dxa"/>
+            </w:tcMar>
+          </w:tcPr>
+          <w:p>
+            <w:pPr>
+              <w:spacing w:after="0"/>
+            </w:pPr>
+            <w:r/>
+            <w:r>
+              <w:rPr>
+                <w:rFonts w:ascii="Songti SC" w:hAnsi="Songti SC" w:eastAsia="Songti SC" w:cs="Songti SC"/>
+                <w:b w:val="0"/>
+                <w:sz w:val="18"/>
+              </w:rPr>
+              <w:t>Agent 辅助拟制，待授权角色确认</w:t>
+            </w:r>
+          </w:p>
+        </w:tc>
+      </w:tr>
+      <w:tr>
+        <w:tc>
+          <w:tcPr>
+            <w:tcW w:type="dxa" w:w="1354"/>
+            <w:vAlign w:val="center"/>
+            <w:tcMar>
+              <w:top w:w="80" w:type="dxa"/>
+              <w:start w:w="120" w:type="dxa"/>
+              <w:bottom w:w="80" w:type="dxa"/>
+              <w:end w:w="120" w:type="dxa"/>
+            </w:tcMar>
+          </w:tcPr>
+          <w:p>
+            <w:pPr>
+              <w:spacing w:after="0"/>
+            </w:pPr>
+            <w:r/>
+            <w:r>
+              <w:rPr>
+                <w:rFonts w:ascii="Songti SC" w:hAnsi="Songti SC" w:eastAsia="Songti SC" w:cs="Songti SC"/>
+                <w:b w:val="0"/>
+                <w:sz w:val="18"/>
+              </w:rPr>
+              <w:t>v2.1 candidate</w:t>
+            </w:r>
+          </w:p>
+        </w:tc>
+        <w:tc>
+          <w:tcPr>
+            <w:tcW w:type="dxa" w:w="1805"/>
+            <w:vAlign w:val="center"/>
+            <w:tcMar>
+              <w:top w:w="80" w:type="dxa"/>
+              <w:start w:w="120" w:type="dxa"/>
+              <w:bottom w:w="80" w:type="dxa"/>
+              <w:end w:w="120" w:type="dxa"/>
+            </w:tcMar>
+          </w:tcPr>
+          <w:p>
+            <w:pPr>
+              <w:spacing w:after="0"/>
+            </w:pPr>
+            <w:r/>
+            <w:r>
+              <w:rPr>
+                <w:rFonts w:ascii="Songti SC" w:hAnsi="Songti SC" w:eastAsia="Songti SC" w:cs="Songti SC"/>
+                <w:b w:val="0"/>
+                <w:sz w:val="18"/>
+              </w:rPr>
+              <w:t>2026-08-26</w:t>
+            </w:r>
+          </w:p>
+        </w:tc>
+        <w:tc>
+          <w:tcPr>
+            <w:tcW w:type="dxa" w:w="4059"/>
+            <w:vAlign w:val="center"/>
+            <w:tcMar>
+              <w:top w:w="80" w:type="dxa"/>
+              <w:start w:w="120" w:type="dxa"/>
+              <w:bottom w:w="80" w:type="dxa"/>
+              <w:end w:w="120" w:type="dxa"/>
+            </w:tcMar>
+          </w:tcPr>
+          <w:p>
+            <w:pPr>
+              <w:spacing w:after="0"/>
+            </w:pPr>
+            <w:r/>
+            <w:r>
+              <w:rPr>
+                <w:rFonts w:ascii="Songti SC" w:hAnsi="Songti SC" w:eastAsia="Songti SC" w:cs="Songti SC"/>
+                <w:b w:val="0"/>
+                <w:sz w:val="18"/>
+              </w:rPr>
+              <w:t>同步 GJB 438B-2009 参考集和上游候选文档版本；测试范围与策略不变</w:t>
+            </w:r>
+          </w:p>
+        </w:tc>
+        <w:tc>
+          <w:tcPr>
+            <w:tcW w:type="dxa" w:w="1807"/>
+            <w:vAlign w:val="center"/>
+            <w:tcMar>
+              <w:top w:w="80" w:type="dxa"/>
+              <w:start w:w="120" w:type="dxa"/>
+              <w:bottom w:w="80" w:type="dxa"/>
+              <w:end w:w="120" w:type="dxa"/>
+            </w:tcMar>
+          </w:tcPr>
+          <w:p>
+            <w:pPr>
+              <w:spacing w:after="0"/>
+            </w:pPr>
+            <w:r/>
+            <w:r>
+              <w:rPr>
+                <w:rFonts w:ascii="Songti SC" w:hAnsi="Songti SC" w:eastAsia="Songti SC" w:cs="Songti SC"/>
+                <w:b w:val="0"/>
+                <w:sz w:val="18"/>
+              </w:rPr>
+              <w:t>Agent 辅助拟制，待授权角色确认</w:t>
+            </w:r>
+          </w:p>
+        </w:tc>
+      </w:tr>
+      <w:tr>
+        <w:tc>
+          <w:tcPr>
+            <w:tcW w:type="dxa" w:w="1354"/>
+            <w:vAlign w:val="center"/>
+            <w:tcMar>
+              <w:top w:w="80" w:type="dxa"/>
+              <w:start w:w="120" w:type="dxa"/>
+              <w:bottom w:w="80" w:type="dxa"/>
+              <w:end w:w="120" w:type="dxa"/>
+            </w:tcMar>
+          </w:tcPr>
+          <w:p>
+            <w:pPr>
+              <w:spacing w:after="0"/>
+            </w:pPr>
+            <w:r/>
+            <w:r>
+              <w:rPr>
+                <w:rFonts w:ascii="Songti SC" w:hAnsi="Songti SC" w:eastAsia="Songti SC" w:cs="Songti SC"/>
                 <w:b w:val="0"/>
                 <w:sz w:val="18"/>
               </w:rPr>
@@ -1022,7 +1234,7 @@
             <w:r/>
             <w:r>
               <w:rPr>
-                <w:rFonts w:ascii="FangSong_GB2312" w:hAnsi="FangSong_GB2312" w:eastAsia="FangSong_GB2312" w:cs="FangSong_GB2312"/>
+                <w:rFonts w:ascii="Songti SC" w:hAnsi="Songti SC" w:eastAsia="Songti SC" w:cs="Songti SC"/>
                 <w:b w:val="0"/>
                 <w:sz w:val="18"/>
               </w:rPr>
@@ -1048,7 +1260,7 @@
             <w:r/>
             <w:r>
               <w:rPr>
-                <w:rFonts w:ascii="FangSong_GB2312" w:hAnsi="FangSong_GB2312" w:eastAsia="FangSong_GB2312" w:cs="FangSong_GB2312"/>
+                <w:rFonts w:ascii="Songti SC" w:hAnsi="Songti SC" w:eastAsia="Songti SC" w:cs="Songti SC"/>
                 <w:b w:val="0"/>
                 <w:sz w:val="18"/>
               </w:rPr>
@@ -1074,7 +1286,7 @@
             <w:r/>
             <w:r>
               <w:rPr>
-                <w:rFonts w:ascii="FangSong_GB2312" w:hAnsi="FangSong_GB2312" w:eastAsia="FangSong_GB2312" w:cs="FangSong_GB2312"/>
+                <w:rFonts w:ascii="Songti SC" w:hAnsi="Songti SC" w:eastAsia="Songti SC" w:cs="Songti SC"/>
                 <w:b w:val="0"/>
                 <w:sz w:val="18"/>
               </w:rPr>
@@ -1112,7 +1324,7 @@
       </w:pPr>
       <w:r>
         <w:rPr>
-          <w:rFonts w:ascii="FangSong_GB2312" w:hAnsi="FangSong_GB2312" w:eastAsia="FangSong_GB2312" w:cs="FangSong_GB2312"/>
+          <w:rFonts w:ascii="Songti SC" w:hAnsi="Songti SC" w:eastAsia="Songti SC" w:cs="Songti SC"/>
           <w:b w:val="0"/>
           <w:sz w:val="22"/>
         </w:rPr>
@@ -1129,7 +1341,7 @@
       </w:pPr>
       <w:r>
         <w:rPr>
-          <w:rFonts w:ascii="FangSong_GB2312" w:hAnsi="FangSong_GB2312" w:eastAsia="FangSong_GB2312" w:cs="FangSong_GB2312"/>
+          <w:rFonts w:ascii="Songti SC" w:hAnsi="Songti SC" w:eastAsia="Songti SC" w:cs="Songti SC"/>
           <w:b w:val="0"/>
           <w:sz w:val="22"/>
         </w:rPr>
@@ -1146,7 +1358,7 @@
       </w:pPr>
       <w:r>
         <w:rPr>
-          <w:rFonts w:ascii="FangSong_GB2312" w:hAnsi="FangSong_GB2312" w:eastAsia="FangSong_GB2312" w:cs="FangSong_GB2312"/>
+          <w:rFonts w:ascii="Songti SC" w:hAnsi="Songti SC" w:eastAsia="Songti SC" w:cs="Songti SC"/>
           <w:b w:val="0"/>
           <w:sz w:val="22"/>
         </w:rPr>
@@ -1163,7 +1375,7 @@
       </w:pPr>
       <w:r>
         <w:rPr>
-          <w:rFonts w:ascii="FangSong_GB2312" w:hAnsi="FangSong_GB2312" w:eastAsia="FangSong_GB2312" w:cs="FangSong_GB2312"/>
+          <w:rFonts w:ascii="Songti SC" w:hAnsi="Songti SC" w:eastAsia="Songti SC" w:cs="Songti SC"/>
           <w:b w:val="0"/>
           <w:sz w:val="22"/>
         </w:rPr>
@@ -1180,7 +1392,7 @@
       </w:pPr>
       <w:r>
         <w:rPr>
-          <w:rFonts w:ascii="FangSong_GB2312" w:hAnsi="FangSong_GB2312" w:eastAsia="FangSong_GB2312" w:cs="FangSong_GB2312"/>
+          <w:rFonts w:ascii="Songti SC" w:hAnsi="Songti SC" w:eastAsia="Songti SC" w:cs="Songti SC"/>
           <w:b w:val="0"/>
           <w:sz w:val="22"/>
         </w:rPr>
@@ -1197,7 +1409,7 @@
       </w:pPr>
       <w:r>
         <w:rPr>
-          <w:rFonts w:ascii="FangSong_GB2312" w:hAnsi="FangSong_GB2312" w:eastAsia="FangSong_GB2312" w:cs="FangSong_GB2312"/>
+          <w:rFonts w:ascii="Songti SC" w:hAnsi="Songti SC" w:eastAsia="Songti SC" w:cs="Songti SC"/>
           <w:b w:val="0"/>
           <w:sz w:val="22"/>
         </w:rPr>
@@ -1214,7 +1426,7 @@
       </w:pPr>
       <w:r>
         <w:rPr>
-          <w:rFonts w:ascii="FangSong_GB2312" w:hAnsi="FangSong_GB2312" w:eastAsia="FangSong_GB2312" w:cs="FangSong_GB2312"/>
+          <w:rFonts w:ascii="Songti SC" w:hAnsi="Songti SC" w:eastAsia="Songti SC" w:cs="Songti SC"/>
           <w:b w:val="0"/>
           <w:sz w:val="22"/>
         </w:rPr>
@@ -1248,7 +1460,7 @@
       </w:pPr>
       <w:r>
         <w:rPr>
-          <w:rFonts w:ascii="FangSong_GB2312" w:hAnsi="FangSong_GB2312" w:eastAsia="FangSong_GB2312" w:cs="FangSong_GB2312"/>
+          <w:rFonts w:ascii="Songti SC" w:hAnsi="Songti SC" w:eastAsia="Songti SC" w:cs="Songti SC"/>
           <w:b w:val="0"/>
           <w:sz w:val="22"/>
         </w:rPr>
@@ -1265,11 +1477,11 @@
       </w:r>
       <w:r>
         <w:rPr>
-          <w:rFonts w:ascii="FangSong_GB2312" w:hAnsi="FangSong_GB2312" w:eastAsia="FangSong_GB2312" w:cs="FangSong_GB2312"/>
+          <w:rFonts w:ascii="Songti SC" w:hAnsi="Songti SC" w:eastAsia="Songti SC" w:cs="Songti SC"/>
           <w:b w:val="0"/>
           <w:sz w:val="22"/>
         </w:rPr>
-        <w:t xml:space="preserve">，规划板级包装为 </w:t>
+        <w:t xml:space="preserve">，板级包装为 </w:t>
       </w:r>
       <w:r>
         <w:rPr>
@@ -1282,11 +1494,11 @@
       </w:r>
       <w:r>
         <w:rPr>
-          <w:rFonts w:ascii="FangSong_GB2312" w:hAnsi="FangSong_GB2312" w:eastAsia="FangSong_GB2312" w:cs="FangSong_GB2312"/>
+          <w:rFonts w:ascii="Songti SC" w:hAnsi="Songti SC" w:eastAsia="Songti SC" w:cs="Songti SC"/>
           <w:b w:val="0"/>
           <w:sz w:val="22"/>
         </w:rPr>
-        <w:t xml:space="preserve">，目标器件为 XC7VX690T。候选 part </w:t>
+        <w:t xml:space="preserve">，目标为 VC709 / </w:t>
       </w:r>
       <w:r>
         <w:rPr>
@@ -1299,11 +1511,11 @@
       </w:r>
       <w:r>
         <w:rPr>
-          <w:rFonts w:ascii="FangSong_GB2312" w:hAnsi="FangSong_GB2312" w:eastAsia="FangSong_GB2312" w:cs="FangSong_GB2312"/>
+          <w:rFonts w:ascii="Songti SC" w:hAnsi="Songti SC" w:eastAsia="Songti SC" w:cs="Songti SC"/>
           <w:b w:val="0"/>
           <w:sz w:val="22"/>
         </w:rPr>
-        <w:t xml:space="preserve"> 尚未由真实 Connector/Vivado 确认；被测文档版本为 v2.3 candidate，精确文件身份以每次 ToolRun 输入哈希和 </w:t>
+        <w:t xml:space="preserve">。精确 part 已由真实 Connector/Vivado 2021.1 通过 Mac→66 直连查询并完成修订后预码流实现；被测文档版本为 v2.5 candidate，精确文件身份以每次 ToolRun 输入哈希和 </w:t>
       </w:r>
       <w:r>
         <w:rPr>
@@ -1316,7 +1528,7 @@
       </w:r>
       <w:r>
         <w:rPr>
-          <w:rFonts w:ascii="FangSong_GB2312" w:hAnsi="FangSong_GB2312" w:eastAsia="FangSong_GB2312" w:cs="FangSong_GB2312"/>
+          <w:rFonts w:ascii="Songti SC" w:hAnsi="Songti SC" w:eastAsia="Songti SC" w:cs="Songti SC"/>
           <w:b w:val="0"/>
           <w:sz w:val="22"/>
         </w:rPr>
@@ -1337,7 +1549,7 @@
       </w:pPr>
       <w:r>
         <w:rPr>
-          <w:rFonts w:ascii="FangSong_GB2312" w:hAnsi="FangSong_GB2312" w:eastAsia="FangSong_GB2312" w:cs="FangSong_GB2312"/>
+          <w:rFonts w:ascii="Songti SC" w:hAnsi="Songti SC" w:eastAsia="Songti SC" w:cs="Songti SC"/>
           <w:b w:val="0"/>
           <w:sz w:val="22"/>
         </w:rPr>
@@ -1358,11 +1570,11 @@
       </w:pPr>
       <w:r>
         <w:rPr>
-          <w:rFonts w:ascii="FangSong_GB2312" w:hAnsi="FangSong_GB2312" w:eastAsia="FangSong_GB2312" w:cs="FangSong_GB2312"/>
+          <w:rFonts w:ascii="Songti SC" w:hAnsi="Songti SC" w:eastAsia="Songti SC" w:cs="Songti SC"/>
           <w:b w:val="0"/>
           <w:sz w:val="22"/>
         </w:rPr>
-        <w:t>RTL 为四个 Verilog-2001 通用核模块：</w:t>
+        <w:t xml:space="preserve">RTL 包含四个 Verilog-2001 通用核模块 </w:t>
       </w:r>
       <w:r>
         <w:rPr>
@@ -1375,7 +1587,7 @@
       </w:r>
       <w:r>
         <w:rPr>
-          <w:rFonts w:ascii="FangSong_GB2312" w:hAnsi="FangSong_GB2312" w:eastAsia="FangSong_GB2312" w:cs="FangSong_GB2312"/>
+          <w:rFonts w:ascii="Songti SC" w:hAnsi="Songti SC" w:eastAsia="Songti SC" w:cs="Songti SC"/>
           <w:b w:val="0"/>
           <w:sz w:val="22"/>
         </w:rPr>
@@ -1392,7 +1604,7 @@
       </w:r>
       <w:r>
         <w:rPr>
-          <w:rFonts w:ascii="FangSong_GB2312" w:hAnsi="FangSong_GB2312" w:eastAsia="FangSong_GB2312" w:cs="FangSong_GB2312"/>
+          <w:rFonts w:ascii="Songti SC" w:hAnsi="Songti SC" w:eastAsia="Songti SC" w:cs="Songti SC"/>
           <w:b w:val="0"/>
           <w:sz w:val="22"/>
         </w:rPr>
@@ -1409,7 +1621,7 @@
       </w:r>
       <w:r>
         <w:rPr>
-          <w:rFonts w:ascii="FangSong_GB2312" w:hAnsi="FangSong_GB2312" w:eastAsia="FangSong_GB2312" w:cs="FangSong_GB2312"/>
+          <w:rFonts w:ascii="Songti SC" w:hAnsi="Songti SC" w:eastAsia="Songti SC" w:cs="Songti SC"/>
           <w:b w:val="0"/>
           <w:sz w:val="22"/>
         </w:rPr>
@@ -1426,11 +1638,11 @@
       </w:r>
       <w:r>
         <w:rPr>
-          <w:rFonts w:ascii="FangSong_GB2312" w:hAnsi="FangSong_GB2312" w:eastAsia="FangSong_GB2312" w:cs="FangSong_GB2312"/>
+          <w:rFonts w:ascii="Songti SC" w:hAnsi="Songti SC" w:eastAsia="Songti SC" w:cs="Songti SC"/>
           <w:b w:val="0"/>
           <w:sz w:val="22"/>
         </w:rPr>
-        <w:t>；TB 为 SystemVerilog。</w:t>
+        <w:t xml:space="preserve">，以及 VC709 板级包装 </w:t>
       </w:r>
       <w:r>
         <w:rPr>
@@ -1443,11 +1655,11 @@
       </w:r>
       <w:r>
         <w:rPr>
-          <w:rFonts w:ascii="FangSong_GB2312" w:hAnsi="FangSong_GB2312" w:eastAsia="FangSong_GB2312" w:cs="FangSong_GB2312"/>
+          <w:rFonts w:ascii="Songti SC" w:hAnsi="Songti SC" w:eastAsia="Songti SC" w:cs="Songti SC"/>
           <w:b w:val="0"/>
           <w:sz w:val="22"/>
         </w:rPr>
-        <w:t xml:space="preserve"> 因权威板级材料缺失尚未建立。无原理图、IP、BRAM 或 DSP。63 LUT/70 FF 是旧 K70T 历史 exploratory 结果，本计划不把它当成 690T 入口或批准证据。</w:t>
+        <w:t>；TB 为参数化 SystemVerilog。板级包装显式例化 IBUFDS、MMCME2_BASE 和 BUFG，不使用 BRAM/DSP。当前 690T 预码流实现结果为 55 LUT、62 FF、0 BRAM/DSP，属于 exploratory/candidate 证据。</w:t>
       </w:r>
     </w:p>
     <w:p>
@@ -1464,11 +1676,11 @@
       </w:pPr>
       <w:r>
         <w:rPr>
-          <w:rFonts w:ascii="FangSong_GB2312" w:hAnsi="FangSong_GB2312" w:eastAsia="FangSong_GB2312" w:cs="FangSong_GB2312"/>
+          <w:rFonts w:ascii="Songti SC" w:hAnsi="Songti SC" w:eastAsia="Songti SC" w:cs="Songti SC"/>
           <w:b w:val="0"/>
           <w:sz w:val="22"/>
         </w:rPr>
-        <w:t xml:space="preserve">目标 PLD 为 XC7VX690T，候选 part </w:t>
+        <w:t xml:space="preserve">目标 PLD 为 </w:t>
       </w:r>
       <w:r>
         <w:rPr>
@@ -1481,28 +1693,11 @@
       </w:r>
       <w:r>
         <w:rPr>
-          <w:rFonts w:ascii="FangSong_GB2312" w:hAnsi="FangSong_GB2312" w:eastAsia="FangSong_GB2312" w:cs="FangSong_GB2312"/>
+          <w:rFonts w:ascii="Songti SC" w:hAnsi="Songti SC" w:eastAsia="Songti SC" w:cs="Songti SC"/>
           <w:b w:val="0"/>
           <w:sz w:val="22"/>
         </w:rPr>
-        <w:t xml:space="preserve"> 待 </w:t>
-      </w:r>
-      <w:r>
-        <w:rPr>
-          <w:rFonts w:ascii="Courier New" w:hAnsi="Courier New" w:eastAsia="Courier New" w:cs="Courier New"/>
-          <w:b w:val="0"/>
-          <w:color w:val="1F3A5F"/>
-          <w:sz w:val="21"/>
-        </w:rPr>
-        <w:t>get_parts -quiet xc7vx690t*</w:t>
-      </w:r>
-      <w:r>
-        <w:rPr>
-          <w:rFonts w:ascii="FangSong_GB2312" w:hAnsi="FangSong_GB2312" w:eastAsia="FangSong_GB2312" w:cs="FangSong_GB2312"/>
-          <w:b w:val="0"/>
-          <w:sz w:val="22"/>
-        </w:rPr>
-        <w:t xml:space="preserve"> 确认，工作时钟需求为 100 MHz。配置芯片、精确板卡、板载 USB-UART 接线和电气连接未知；因此本计划只覆盖不依赖板卡事实的核级仿真。690T 综合/实现/DRC/STA 和实物确认均受入口门禁阻塞。</w:t>
+        <w:t>，VC709 的 200 MHz 差分 SYSCLK 经 MMCM 生成 100 MHz 核时钟，CP2103 USB-UART 候选映射与电气值已由 UG887 v1.6、入库 XTP213 原理图和官方 Master XDC 交叉核对。本计划覆盖核级仿真和预码流静态/实现验证；修订后 XDC 已经重跑，实物确认仍阻塞。</w:t>
       </w:r>
     </w:p>
     <w:p>
@@ -1519,11 +1714,45 @@
       </w:pPr>
       <w:r>
         <w:rPr>
-          <w:rFonts w:ascii="FangSong_GB2312" w:hAnsi="FangSong_GB2312" w:eastAsia="FangSong_GB2312" w:cs="FangSong_GB2312"/>
+          <w:rFonts w:ascii="Songti SC" w:hAnsi="Songti SC" w:eastAsia="Songti SC" w:cs="Songti SC"/>
           <w:b w:val="0"/>
           <w:sz w:val="22"/>
         </w:rPr>
-        <w:t>历史运行使用 Vivado/XSim 2021.1 build 3247384、IP build 3246043；该 worker 已知不含候选 690T part。Icarus Verilog 只作本机交叉检查。当前目标的正式运行必须先确认支持精确 part 的 Connector profile，再记录工具版本、命令、参数和输入哈希。</w:t>
+        <w:t xml:space="preserve">当前候选运行使用 Vivado/XSim 2021.1 build 3247384、IP build 3246043，以及独立 Connector </w:t>
+      </w:r>
+      <w:r>
+        <w:rPr>
+          <w:rFonts w:ascii="Courier New" w:hAnsi="Courier New" w:eastAsia="Courier New" w:cs="Courier New"/>
+          <w:b w:val="0"/>
+          <w:color w:val="1F3A5F"/>
+          <w:sz w:val="21"/>
+        </w:rPr>
+        <w:t>vivado-66-vc709</w:t>
+      </w:r>
+      <w:r>
+        <w:rPr>
+          <w:rFonts w:ascii="Songti SC" w:hAnsi="Songti SC" w:eastAsia="Songti SC" w:cs="Songti SC"/>
+          <w:b w:val="0"/>
+          <w:sz w:val="22"/>
+        </w:rPr>
+        <w:t xml:space="preserve">；精确 part 查询成功，工具链 profile SHA-256 为 </w:t>
+      </w:r>
+      <w:r>
+        <w:rPr>
+          <w:rFonts w:ascii="Courier New" w:hAnsi="Courier New" w:eastAsia="Courier New" w:cs="Courier New"/>
+          <w:b w:val="0"/>
+          <w:color w:val="1F3A5F"/>
+          <w:sz w:val="21"/>
+        </w:rPr>
+        <w:t>dffba16f6b8ba5b71a7fe7c732690231b1e58e78a3b2a4824a2512aa6fc788bc</w:t>
+      </w:r>
+      <w:r>
+        <w:rPr>
+          <w:rFonts w:ascii="Songti SC" w:hAnsi="Songti SC" w:eastAsia="Songti SC" w:cs="Songti SC"/>
+          <w:b w:val="0"/>
+          <w:sz w:val="22"/>
+        </w:rPr>
+        <w:t>。Icarus Verilog 只作本机交叉检查。正式运行仍须冻结工具版本、命令、参数和输入哈希并取得批准。</w:t>
       </w:r>
     </w:p>
     <w:p>
@@ -1540,7 +1769,7 @@
       </w:pPr>
       <w:r>
         <w:rPr>
-          <w:rFonts w:ascii="FangSong_GB2312" w:hAnsi="FangSong_GB2312" w:eastAsia="FangSong_GB2312" w:cs="FangSong_GB2312"/>
+          <w:rFonts w:ascii="Songti SC" w:hAnsi="Songti SC" w:eastAsia="Songti SC" w:cs="Songti SC"/>
           <w:b w:val="0"/>
           <w:sz w:val="22"/>
         </w:rPr>
@@ -1591,7 +1820,7 @@
             <w:r/>
             <w:r>
               <w:rPr>
-                <w:rFonts w:ascii="FangSong_GB2312" w:hAnsi="FangSong_GB2312" w:eastAsia="FangSong_GB2312" w:cs="FangSong_GB2312"/>
+                <w:rFonts w:ascii="Songti SC" w:hAnsi="Songti SC" w:eastAsia="Songti SC" w:cs="Songti SC"/>
                 <w:b/>
                 <w:sz w:val="18"/>
               </w:rPr>
@@ -1618,7 +1847,7 @@
             <w:r/>
             <w:r>
               <w:rPr>
-                <w:rFonts w:ascii="FangSong_GB2312" w:hAnsi="FangSong_GB2312" w:eastAsia="FangSong_GB2312" w:cs="FangSong_GB2312"/>
+                <w:rFonts w:ascii="Songti SC" w:hAnsi="Songti SC" w:eastAsia="Songti SC" w:cs="Songti SC"/>
                 <w:b/>
                 <w:sz w:val="18"/>
               </w:rPr>
@@ -1645,7 +1874,7 @@
             <w:r/>
             <w:r>
               <w:rPr>
-                <w:rFonts w:ascii="FangSong_GB2312" w:hAnsi="FangSong_GB2312" w:eastAsia="FangSong_GB2312" w:cs="FangSong_GB2312"/>
+                <w:rFonts w:ascii="Songti SC" w:hAnsi="Songti SC" w:eastAsia="Songti SC" w:cs="Songti SC"/>
                 <w:b/>
                 <w:sz w:val="18"/>
               </w:rPr>
@@ -1673,7 +1902,7 @@
             <w:r/>
             <w:r>
               <w:rPr>
-                <w:rFonts w:ascii="FangSong_GB2312" w:hAnsi="FangSong_GB2312" w:eastAsia="FangSong_GB2312" w:cs="FangSong_GB2312"/>
+                <w:rFonts w:ascii="Songti SC" w:hAnsi="Songti SC" w:eastAsia="Songti SC" w:cs="Songti SC"/>
                 <w:b w:val="0"/>
                 <w:sz w:val="18"/>
               </w:rPr>
@@ -1699,7 +1928,7 @@
             <w:r/>
             <w:r>
               <w:rPr>
-                <w:rFonts w:ascii="FangSong_GB2312" w:hAnsi="FangSong_GB2312" w:eastAsia="FangSong_GB2312" w:cs="FangSong_GB2312"/>
+                <w:rFonts w:ascii="Songti SC" w:hAnsi="Songti SC" w:eastAsia="Songti SC" w:cs="Songti SC"/>
                 <w:b w:val="0"/>
                 <w:sz w:val="18"/>
               </w:rPr>
@@ -1725,7 +1954,7 @@
             <w:r/>
             <w:r>
               <w:rPr>
-                <w:rFonts w:ascii="FangSong_GB2312" w:hAnsi="FangSong_GB2312" w:eastAsia="FangSong_GB2312" w:cs="FangSong_GB2312"/>
+                <w:rFonts w:ascii="Songti SC" w:hAnsi="Songti SC" w:eastAsia="Songti SC" w:cs="Songti SC"/>
                 <w:b w:val="0"/>
                 <w:sz w:val="18"/>
               </w:rPr>
@@ -1753,7 +1982,7 @@
             <w:r/>
             <w:r>
               <w:rPr>
-                <w:rFonts w:ascii="FangSong_GB2312" w:hAnsi="FangSong_GB2312" w:eastAsia="FangSong_GB2312" w:cs="FangSong_GB2312"/>
+                <w:rFonts w:ascii="Songti SC" w:hAnsi="Songti SC" w:eastAsia="Songti SC" w:cs="Songti SC"/>
                 <w:b w:val="0"/>
                 <w:sz w:val="18"/>
               </w:rPr>
@@ -1779,7 +2008,7 @@
             <w:r/>
             <w:r>
               <w:rPr>
-                <w:rFonts w:ascii="FangSong_GB2312" w:hAnsi="FangSong_GB2312" w:eastAsia="FangSong_GB2312" w:cs="FangSong_GB2312"/>
+                <w:rFonts w:ascii="Songti SC" w:hAnsi="Songti SC" w:eastAsia="Songti SC" w:cs="Songti SC"/>
                 <w:b w:val="0"/>
                 <w:sz w:val="18"/>
               </w:rPr>
@@ -1805,7 +2034,7 @@
             <w:r/>
             <w:r>
               <w:rPr>
-                <w:rFonts w:ascii="FangSong_GB2312" w:hAnsi="FangSong_GB2312" w:eastAsia="FangSong_GB2312" w:cs="FangSong_GB2312"/>
+                <w:rFonts w:ascii="Songti SC" w:hAnsi="Songti SC" w:eastAsia="Songti SC" w:cs="Songti SC"/>
                 <w:b w:val="0"/>
                 <w:sz w:val="18"/>
               </w:rPr>
@@ -1833,7 +2062,7 @@
             <w:r/>
             <w:r>
               <w:rPr>
-                <w:rFonts w:ascii="FangSong_GB2312" w:hAnsi="FangSong_GB2312" w:eastAsia="FangSong_GB2312" w:cs="FangSong_GB2312"/>
+                <w:rFonts w:ascii="Songti SC" w:hAnsi="Songti SC" w:eastAsia="Songti SC" w:cs="Songti SC"/>
                 <w:b w:val="0"/>
                 <w:sz w:val="18"/>
               </w:rPr>
@@ -1859,7 +2088,7 @@
             <w:r/>
             <w:r>
               <w:rPr>
-                <w:rFonts w:ascii="FangSong_GB2312" w:hAnsi="FangSong_GB2312" w:eastAsia="FangSong_GB2312" w:cs="FangSong_GB2312"/>
+                <w:rFonts w:ascii="Songti SC" w:hAnsi="Songti SC" w:eastAsia="Songti SC" w:cs="Songti SC"/>
                 <w:b w:val="0"/>
                 <w:sz w:val="18"/>
               </w:rPr>
@@ -1885,7 +2114,7 @@
             <w:r/>
             <w:r>
               <w:rPr>
-                <w:rFonts w:ascii="FangSong_GB2312" w:hAnsi="FangSong_GB2312" w:eastAsia="FangSong_GB2312" w:cs="FangSong_GB2312"/>
+                <w:rFonts w:ascii="Songti SC" w:hAnsi="Songti SC" w:eastAsia="Songti SC" w:cs="Songti SC"/>
                 <w:b w:val="0"/>
                 <w:sz w:val="18"/>
               </w:rPr>
@@ -1913,7 +2142,7 @@
             <w:r/>
             <w:r>
               <w:rPr>
-                <w:rFonts w:ascii="FangSong_GB2312" w:hAnsi="FangSong_GB2312" w:eastAsia="FangSong_GB2312" w:cs="FangSong_GB2312"/>
+                <w:rFonts w:ascii="Songti SC" w:hAnsi="Songti SC" w:eastAsia="Songti SC" w:cs="Songti SC"/>
                 <w:b w:val="0"/>
                 <w:sz w:val="18"/>
               </w:rPr>
@@ -1939,7 +2168,7 @@
             <w:r/>
             <w:r>
               <w:rPr>
-                <w:rFonts w:ascii="FangSong_GB2312" w:hAnsi="FangSong_GB2312" w:eastAsia="FangSong_GB2312" w:cs="FangSong_GB2312"/>
+                <w:rFonts w:ascii="Songti SC" w:hAnsi="Songti SC" w:eastAsia="Songti SC" w:cs="Songti SC"/>
                 <w:b w:val="0"/>
                 <w:sz w:val="18"/>
               </w:rPr>
@@ -1965,7 +2194,7 @@
             <w:r/>
             <w:r>
               <w:rPr>
-                <w:rFonts w:ascii="FangSong_GB2312" w:hAnsi="FangSong_GB2312" w:eastAsia="FangSong_GB2312" w:cs="FangSong_GB2312"/>
+                <w:rFonts w:ascii="Songti SC" w:hAnsi="Songti SC" w:eastAsia="Songti SC" w:cs="Songti SC"/>
                 <w:b w:val="0"/>
                 <w:sz w:val="18"/>
               </w:rPr>
@@ -1993,7 +2222,7 @@
             <w:r/>
             <w:r>
               <w:rPr>
-                <w:rFonts w:ascii="FangSong_GB2312" w:hAnsi="FangSong_GB2312" w:eastAsia="FangSong_GB2312" w:cs="FangSong_GB2312"/>
+                <w:rFonts w:ascii="Songti SC" w:hAnsi="Songti SC" w:eastAsia="Songti SC" w:cs="Songti SC"/>
                 <w:b w:val="0"/>
                 <w:sz w:val="18"/>
               </w:rPr>
@@ -2019,7 +2248,7 @@
             <w:r/>
             <w:r>
               <w:rPr>
-                <w:rFonts w:ascii="FangSong_GB2312" w:hAnsi="FangSong_GB2312" w:eastAsia="FangSong_GB2312" w:cs="FangSong_GB2312"/>
+                <w:rFonts w:ascii="Songti SC" w:hAnsi="Songti SC" w:eastAsia="Songti SC" w:cs="Songti SC"/>
                 <w:b w:val="0"/>
                 <w:sz w:val="18"/>
               </w:rPr>
@@ -2045,7 +2274,7 @@
             <w:r/>
             <w:r>
               <w:rPr>
-                <w:rFonts w:ascii="FangSong_GB2312" w:hAnsi="FangSong_GB2312" w:eastAsia="FangSong_GB2312" w:cs="FangSong_GB2312"/>
+                <w:rFonts w:ascii="Songti SC" w:hAnsi="Songti SC" w:eastAsia="Songti SC" w:cs="Songti SC"/>
                 <w:b w:val="0"/>
                 <w:sz w:val="18"/>
               </w:rPr>
@@ -2073,7 +2302,7 @@
             <w:r/>
             <w:r>
               <w:rPr>
-                <w:rFonts w:ascii="FangSong_GB2312" w:hAnsi="FangSong_GB2312" w:eastAsia="FangSong_GB2312" w:cs="FangSong_GB2312"/>
+                <w:rFonts w:ascii="Songti SC" w:hAnsi="Songti SC" w:eastAsia="Songti SC" w:cs="Songti SC"/>
                 <w:b w:val="0"/>
                 <w:sz w:val="18"/>
               </w:rPr>
@@ -2099,11 +2328,11 @@
             <w:r/>
             <w:r>
               <w:rPr>
-                <w:rFonts w:ascii="FangSong_GB2312" w:hAnsi="FangSong_GB2312" w:eastAsia="FangSong_GB2312" w:cs="FangSong_GB2312"/>
+                <w:rFonts w:ascii="Songti SC" w:hAnsi="Songti SC" w:eastAsia="Songti SC" w:cs="Songti SC"/>
                 <w:b w:val="0"/>
                 <w:sz w:val="18"/>
               </w:rPr>
-              <w:t>PLDSRS v2.3</w:t>
+              <w:t>PLDSRS v2.5</w:t>
             </w:r>
           </w:p>
         </w:tc>
@@ -2125,7 +2354,7 @@
             <w:r/>
             <w:r>
               <w:rPr>
-                <w:rFonts w:ascii="FangSong_GB2312" w:hAnsi="FangSong_GB2312" w:eastAsia="FangSong_GB2312" w:cs="FangSong_GB2312"/>
+                <w:rFonts w:ascii="Songti SC" w:hAnsi="Songti SC" w:eastAsia="Songti SC" w:cs="Songti SC"/>
                 <w:b w:val="0"/>
                 <w:sz w:val="18"/>
               </w:rPr>
@@ -2153,7 +2382,7 @@
             <w:r/>
             <w:r>
               <w:rPr>
-                <w:rFonts w:ascii="FangSong_GB2312" w:hAnsi="FangSong_GB2312" w:eastAsia="FangSong_GB2312" w:cs="FangSong_GB2312"/>
+                <w:rFonts w:ascii="Songti SC" w:hAnsi="Songti SC" w:eastAsia="Songti SC" w:cs="Songti SC"/>
                 <w:b w:val="0"/>
                 <w:sz w:val="18"/>
               </w:rPr>
@@ -2179,11 +2408,11 @@
             <w:r/>
             <w:r>
               <w:rPr>
-                <w:rFonts w:ascii="FangSong_GB2312" w:hAnsi="FangSong_GB2312" w:eastAsia="FangSong_GB2312" w:cs="FangSong_GB2312"/>
+                <w:rFonts w:ascii="Songti SC" w:hAnsi="Songti SC" w:eastAsia="Songti SC" w:cs="Songti SC"/>
                 <w:b w:val="0"/>
                 <w:sz w:val="18"/>
               </w:rPr>
-              <w:t>PLDSDD v2.3</w:t>
+              <w:t>PLDSDD v2.5</w:t>
             </w:r>
           </w:p>
         </w:tc>
@@ -2205,7 +2434,7 @@
             <w:r/>
             <w:r>
               <w:rPr>
-                <w:rFonts w:ascii="FangSong_GB2312" w:hAnsi="FangSong_GB2312" w:eastAsia="FangSong_GB2312" w:cs="FangSong_GB2312"/>
+                <w:rFonts w:ascii="Songti SC" w:hAnsi="Songti SC" w:eastAsia="Songti SC" w:cs="Songti SC"/>
                 <w:b w:val="0"/>
                 <w:sz w:val="18"/>
               </w:rPr>
@@ -2242,7 +2471,7 @@
       </w:pPr>
       <w:r>
         <w:rPr>
-          <w:rFonts w:ascii="FangSong_GB2312" w:hAnsi="FangSong_GB2312" w:eastAsia="FangSong_GB2312" w:cs="FangSong_GB2312"/>
+          <w:rFonts w:ascii="Songti SC" w:hAnsi="Songti SC" w:eastAsia="Songti SC" w:cs="Songti SC"/>
           <w:b w:val="0"/>
           <w:sz w:val="22"/>
         </w:rPr>
@@ -2255,7 +2484,7 @@
       </w:pPr>
       <w:r>
         <w:rPr>
-          <w:rFonts w:ascii="FangSong_GB2312" w:hAnsi="FangSong_GB2312" w:eastAsia="FangSong_GB2312" w:cs="FangSong_GB2312"/>
+          <w:rFonts w:ascii="Songti SC" w:hAnsi="Songti SC" w:eastAsia="Songti SC" w:cs="Songti SC"/>
           <w:b w:val="0"/>
           <w:sz w:val="22"/>
         </w:rPr>
@@ -2268,7 +2497,7 @@
       </w:pPr>
       <w:r>
         <w:rPr>
-          <w:rFonts w:ascii="FangSong_GB2312" w:hAnsi="FangSong_GB2312" w:eastAsia="FangSong_GB2312" w:cs="FangSong_GB2312"/>
+          <w:rFonts w:ascii="Songti SC" w:hAnsi="Songti SC" w:eastAsia="Songti SC" w:cs="Songti SC"/>
           <w:b w:val="0"/>
           <w:sz w:val="22"/>
         </w:rPr>
@@ -2285,7 +2514,7 @@
       </w:r>
       <w:r>
         <w:rPr>
-          <w:rFonts w:ascii="FangSong_GB2312" w:hAnsi="FangSong_GB2312" w:eastAsia="FangSong_GB2312" w:cs="FangSong_GB2312"/>
+          <w:rFonts w:ascii="Songti SC" w:hAnsi="Songti SC" w:eastAsia="Songti SC" w:cs="Songti SC"/>
           <w:b w:val="0"/>
           <w:sz w:val="22"/>
         </w:rPr>
@@ -2336,7 +2565,7 @@
             <w:r/>
             <w:r>
               <w:rPr>
-                <w:rFonts w:ascii="FangSong_GB2312" w:hAnsi="FangSong_GB2312" w:eastAsia="FangSong_GB2312" w:cs="FangSong_GB2312"/>
+                <w:rFonts w:ascii="Songti SC" w:hAnsi="Songti SC" w:eastAsia="Songti SC" w:cs="Songti SC"/>
                 <w:b/>
                 <w:sz w:val="18"/>
               </w:rPr>
@@ -2363,7 +2592,7 @@
             <w:r/>
             <w:r>
               <w:rPr>
-                <w:rFonts w:ascii="FangSong_GB2312" w:hAnsi="FangSong_GB2312" w:eastAsia="FangSong_GB2312" w:cs="FangSong_GB2312"/>
+                <w:rFonts w:ascii="Songti SC" w:hAnsi="Songti SC" w:eastAsia="Songti SC" w:cs="Songti SC"/>
                 <w:b/>
                 <w:sz w:val="18"/>
               </w:rPr>
@@ -2390,7 +2619,7 @@
             <w:r/>
             <w:r>
               <w:rPr>
-                <w:rFonts w:ascii="FangSong_GB2312" w:hAnsi="FangSong_GB2312" w:eastAsia="FangSong_GB2312" w:cs="FangSong_GB2312"/>
+                <w:rFonts w:ascii="Songti SC" w:hAnsi="Songti SC" w:eastAsia="Songti SC" w:cs="Songti SC"/>
                 <w:b/>
                 <w:sz w:val="18"/>
               </w:rPr>
@@ -2418,7 +2647,7 @@
             <w:r/>
             <w:r>
               <w:rPr>
-                <w:rFonts w:ascii="FangSong_GB2312" w:hAnsi="FangSong_GB2312" w:eastAsia="FangSong_GB2312" w:cs="FangSong_GB2312"/>
+                <w:rFonts w:ascii="Songti SC" w:hAnsi="Songti SC" w:eastAsia="Songti SC" w:cs="Songti SC"/>
                 <w:b w:val="0"/>
                 <w:sz w:val="18"/>
               </w:rPr>
@@ -2444,7 +2673,7 @@
             <w:r/>
             <w:r>
               <w:rPr>
-                <w:rFonts w:ascii="FangSong_GB2312" w:hAnsi="FangSong_GB2312" w:eastAsia="FangSong_GB2312" w:cs="FangSong_GB2312"/>
+                <w:rFonts w:ascii="Songti SC" w:hAnsi="Songti SC" w:eastAsia="Songti SC" w:cs="Songti SC"/>
                 <w:b w:val="0"/>
                 <w:sz w:val="18"/>
               </w:rPr>
@@ -2470,7 +2699,7 @@
             <w:r/>
             <w:r>
               <w:rPr>
-                <w:rFonts w:ascii="FangSong_GB2312" w:hAnsi="FangSong_GB2312" w:eastAsia="FangSong_GB2312" w:cs="FangSong_GB2312"/>
+                <w:rFonts w:ascii="Songti SC" w:hAnsi="Songti SC" w:eastAsia="Songti SC" w:cs="Songti SC"/>
                 <w:b w:val="0"/>
                 <w:sz w:val="18"/>
               </w:rPr>
@@ -2498,7 +2727,7 @@
             <w:r/>
             <w:r>
               <w:rPr>
-                <w:rFonts w:ascii="FangSong_GB2312" w:hAnsi="FangSong_GB2312" w:eastAsia="FangSong_GB2312" w:cs="FangSong_GB2312"/>
+                <w:rFonts w:ascii="Songti SC" w:hAnsi="Songti SC" w:eastAsia="Songti SC" w:cs="Songti SC"/>
                 <w:b w:val="0"/>
                 <w:sz w:val="18"/>
               </w:rPr>
@@ -2524,7 +2753,7 @@
             <w:r/>
             <w:r>
               <w:rPr>
-                <w:rFonts w:ascii="FangSong_GB2312" w:hAnsi="FangSong_GB2312" w:eastAsia="FangSong_GB2312" w:cs="FangSong_GB2312"/>
+                <w:rFonts w:ascii="Songti SC" w:hAnsi="Songti SC" w:eastAsia="Songti SC" w:cs="Songti SC"/>
                 <w:b w:val="0"/>
                 <w:sz w:val="18"/>
               </w:rPr>
@@ -2550,7 +2779,7 @@
             <w:r/>
             <w:r>
               <w:rPr>
-                <w:rFonts w:ascii="FangSong_GB2312" w:hAnsi="FangSong_GB2312" w:eastAsia="FangSong_GB2312" w:cs="FangSong_GB2312"/>
+                <w:rFonts w:ascii="Songti SC" w:hAnsi="Songti SC" w:eastAsia="Songti SC" w:cs="Songti SC"/>
                 <w:b w:val="0"/>
                 <w:sz w:val="18"/>
               </w:rPr>
@@ -2578,7 +2807,7 @@
             <w:r/>
             <w:r>
               <w:rPr>
-                <w:rFonts w:ascii="FangSong_GB2312" w:hAnsi="FangSong_GB2312" w:eastAsia="FangSong_GB2312" w:cs="FangSong_GB2312"/>
+                <w:rFonts w:ascii="Songti SC" w:hAnsi="Songti SC" w:eastAsia="Songti SC" w:cs="Songti SC"/>
                 <w:b w:val="0"/>
                 <w:sz w:val="18"/>
               </w:rPr>
@@ -2604,7 +2833,7 @@
             <w:r/>
             <w:r>
               <w:rPr>
-                <w:rFonts w:ascii="FangSong_GB2312" w:hAnsi="FangSong_GB2312" w:eastAsia="FangSong_GB2312" w:cs="FangSong_GB2312"/>
+                <w:rFonts w:ascii="Songti SC" w:hAnsi="Songti SC" w:eastAsia="Songti SC" w:cs="Songti SC"/>
                 <w:b w:val="0"/>
                 <w:sz w:val="18"/>
               </w:rPr>
@@ -2630,7 +2859,7 @@
             <w:r/>
             <w:r>
               <w:rPr>
-                <w:rFonts w:ascii="FangSong_GB2312" w:hAnsi="FangSong_GB2312" w:eastAsia="FangSong_GB2312" w:cs="FangSong_GB2312"/>
+                <w:rFonts w:ascii="Songti SC" w:hAnsi="Songti SC" w:eastAsia="Songti SC" w:cs="Songti SC"/>
                 <w:b w:val="0"/>
                 <w:sz w:val="18"/>
               </w:rPr>
@@ -2658,7 +2887,7 @@
             <w:r/>
             <w:r>
               <w:rPr>
-                <w:rFonts w:ascii="FangSong_GB2312" w:hAnsi="FangSong_GB2312" w:eastAsia="FangSong_GB2312" w:cs="FangSong_GB2312"/>
+                <w:rFonts w:ascii="Songti SC" w:hAnsi="Songti SC" w:eastAsia="Songti SC" w:cs="Songti SC"/>
                 <w:b w:val="0"/>
                 <w:sz w:val="18"/>
               </w:rPr>
@@ -2684,7 +2913,7 @@
             <w:r/>
             <w:r>
               <w:rPr>
-                <w:rFonts w:ascii="FangSong_GB2312" w:hAnsi="FangSong_GB2312" w:eastAsia="FangSong_GB2312" w:cs="FangSong_GB2312"/>
+                <w:rFonts w:ascii="Songti SC" w:hAnsi="Songti SC" w:eastAsia="Songti SC" w:cs="Songti SC"/>
                 <w:b w:val="0"/>
                 <w:sz w:val="18"/>
               </w:rPr>
@@ -2710,7 +2939,7 @@
             <w:r/>
             <w:r>
               <w:rPr>
-                <w:rFonts w:ascii="FangSong_GB2312" w:hAnsi="FangSong_GB2312" w:eastAsia="FangSong_GB2312" w:cs="FangSong_GB2312"/>
+                <w:rFonts w:ascii="Songti SC" w:hAnsi="Songti SC" w:eastAsia="Songti SC" w:cs="Songti SC"/>
                 <w:b w:val="0"/>
                 <w:sz w:val="18"/>
               </w:rPr>
@@ -2738,7 +2967,7 @@
             <w:r/>
             <w:r>
               <w:rPr>
-                <w:rFonts w:ascii="FangSong_GB2312" w:hAnsi="FangSong_GB2312" w:eastAsia="FangSong_GB2312" w:cs="FangSong_GB2312"/>
+                <w:rFonts w:ascii="Songti SC" w:hAnsi="Songti SC" w:eastAsia="Songti SC" w:cs="Songti SC"/>
                 <w:b w:val="0"/>
                 <w:sz w:val="18"/>
               </w:rPr>
@@ -2764,11 +2993,11 @@
             <w:r/>
             <w:r>
               <w:rPr>
-                <w:rFonts w:ascii="FangSong_GB2312" w:hAnsi="FangSong_GB2312" w:eastAsia="FangSong_GB2312" w:cs="FangSong_GB2312"/>
+                <w:rFonts w:ascii="Songti SC" w:hAnsi="Songti SC" w:eastAsia="Songti SC" w:cs="Songti SC"/>
                 <w:b w:val="0"/>
                 <w:sz w:val="18"/>
               </w:rPr>
-              <w:t>内部 100 MHz 同步路径</w:t>
+              <w:t>route 后 100 MHz 同步路径</w:t>
             </w:r>
           </w:p>
         </w:tc>
@@ -2790,11 +3019,11 @@
             <w:r/>
             <w:r>
               <w:rPr>
-                <w:rFonts w:ascii="FangSong_GB2312" w:hAnsi="FangSong_GB2312" w:eastAsia="FangSong_GB2312" w:cs="FangSong_GB2312"/>
+                <w:rFonts w:ascii="Songti SC" w:hAnsi="Songti SC" w:eastAsia="Songti SC" w:cs="Songti SC"/>
                 <w:b w:val="0"/>
                 <w:sz w:val="18"/>
               </w:rPr>
-              <w:t>缺 I/O 约束时不能推断接口闭合</w:t>
+              <w:t>当前 WNS/WHS 为正；异步 UART I/O 不推断同步接口预算闭合</w:t>
             </w:r>
           </w:p>
         </w:tc>
@@ -2818,7 +3047,7 @@
             <w:r/>
             <w:r>
               <w:rPr>
-                <w:rFonts w:ascii="FangSong_GB2312" w:hAnsi="FangSong_GB2312" w:eastAsia="FangSong_GB2312" w:cs="FangSong_GB2312"/>
+                <w:rFonts w:ascii="Songti SC" w:hAnsi="Songti SC" w:eastAsia="Songti SC" w:cs="Songti SC"/>
                 <w:b w:val="0"/>
                 <w:sz w:val="18"/>
               </w:rPr>
@@ -2844,7 +3073,7 @@
             <w:r/>
             <w:r>
               <w:rPr>
-                <w:rFonts w:ascii="FangSong_GB2312" w:hAnsi="FangSong_GB2312" w:eastAsia="FangSong_GB2312" w:cs="FangSong_GB2312"/>
+                <w:rFonts w:ascii="Songti SC" w:hAnsi="Songti SC" w:eastAsia="Songti SC" w:cs="Songti SC"/>
                 <w:b w:val="0"/>
                 <w:sz w:val="18"/>
               </w:rPr>
@@ -2870,7 +3099,7 @@
             <w:r/>
             <w:r>
               <w:rPr>
-                <w:rFonts w:ascii="FangSong_GB2312" w:hAnsi="FangSong_GB2312" w:eastAsia="FangSong_GB2312" w:cs="FangSong_GB2312"/>
+                <w:rFonts w:ascii="Songti SC" w:hAnsi="Songti SC" w:eastAsia="Songti SC" w:cs="Songti SC"/>
                 <w:b w:val="0"/>
                 <w:sz w:val="18"/>
               </w:rPr>
@@ -2899,7 +3128,7 @@
       </w:pPr>
       <w:r>
         <w:rPr>
-          <w:rFonts w:ascii="FangSong_GB2312" w:hAnsi="FangSong_GB2312" w:eastAsia="FangSong_GB2312" w:cs="FangSong_GB2312"/>
+          <w:rFonts w:ascii="Songti SC" w:hAnsi="Songti SC" w:eastAsia="Songti SC" w:cs="Songti SC"/>
           <w:b w:val="0"/>
           <w:sz w:val="22"/>
         </w:rPr>
@@ -2916,7 +3145,7 @@
       </w:r>
       <w:r>
         <w:rPr>
-          <w:rFonts w:ascii="FangSong_GB2312" w:hAnsi="FangSong_GB2312" w:eastAsia="FangSong_GB2312" w:cs="FangSong_GB2312"/>
+          <w:rFonts w:ascii="Songti SC" w:hAnsi="Songti SC" w:eastAsia="Songti SC" w:cs="Songti SC"/>
           <w:b w:val="0"/>
           <w:sz w:val="22"/>
         </w:rPr>
@@ -2933,7 +3162,7 @@
       </w:r>
       <w:r>
         <w:rPr>
-          <w:rFonts w:ascii="FangSong_GB2312" w:hAnsi="FangSong_GB2312" w:eastAsia="FangSong_GB2312" w:cs="FangSong_GB2312"/>
+          <w:rFonts w:ascii="Songti SC" w:hAnsi="Songti SC" w:eastAsia="Songti SC" w:cs="Songti SC"/>
           <w:b w:val="0"/>
           <w:sz w:val="22"/>
         </w:rPr>
@@ -2963,7 +3192,7 @@
       </w:pPr>
       <w:r>
         <w:rPr>
-          <w:rFonts w:ascii="FangSong_GB2312" w:hAnsi="FangSong_GB2312" w:eastAsia="FangSong_GB2312" w:cs="FangSong_GB2312"/>
+          <w:rFonts w:ascii="Songti SC" w:hAnsi="Songti SC" w:eastAsia="Songti SC" w:cs="Songti SC"/>
           <w:color w:val="1F3A5F"/>
           <w:sz w:val="17"/>
         </w:rPr>
@@ -2984,7 +3213,7 @@
       </w:pPr>
       <w:r>
         <w:rPr>
-          <w:rFonts w:ascii="FangSong_GB2312" w:hAnsi="FangSong_GB2312" w:eastAsia="FangSong_GB2312" w:cs="FangSong_GB2312"/>
+          <w:rFonts w:ascii="Songti SC" w:hAnsi="Songti SC" w:eastAsia="Songti SC" w:cs="Songti SC"/>
           <w:b w:val="0"/>
           <w:sz w:val="22"/>
         </w:rPr>
@@ -3035,7 +3264,7 @@
             <w:r/>
             <w:r>
               <w:rPr>
-                <w:rFonts w:ascii="FangSong_GB2312" w:hAnsi="FangSong_GB2312" w:eastAsia="FangSong_GB2312" w:cs="FangSong_GB2312"/>
+                <w:rFonts w:ascii="Songti SC" w:hAnsi="Songti SC" w:eastAsia="Songti SC" w:cs="Songti SC"/>
                 <w:b/>
                 <w:sz w:val="18"/>
               </w:rPr>
@@ -3062,7 +3291,7 @@
             <w:r/>
             <w:r>
               <w:rPr>
-                <w:rFonts w:ascii="FangSong_GB2312" w:hAnsi="FangSong_GB2312" w:eastAsia="FangSong_GB2312" w:cs="FangSong_GB2312"/>
+                <w:rFonts w:ascii="Songti SC" w:hAnsi="Songti SC" w:eastAsia="Songti SC" w:cs="Songti SC"/>
                 <w:b/>
                 <w:sz w:val="18"/>
               </w:rPr>
@@ -3089,7 +3318,7 @@
             <w:r/>
             <w:r>
               <w:rPr>
-                <w:rFonts w:ascii="FangSong_GB2312" w:hAnsi="FangSong_GB2312" w:eastAsia="FangSong_GB2312" w:cs="FangSong_GB2312"/>
+                <w:rFonts w:ascii="Songti SC" w:hAnsi="Songti SC" w:eastAsia="Songti SC" w:cs="Songti SC"/>
                 <w:b/>
                 <w:sz w:val="18"/>
               </w:rPr>
@@ -3117,7 +3346,7 @@
             <w:r/>
             <w:r>
               <w:rPr>
-                <w:rFonts w:ascii="FangSong_GB2312" w:hAnsi="FangSong_GB2312" w:eastAsia="FangSong_GB2312" w:cs="FangSong_GB2312"/>
+                <w:rFonts w:ascii="Songti SC" w:hAnsi="Songti SC" w:eastAsia="Songti SC" w:cs="Songti SC"/>
                 <w:b w:val="0"/>
                 <w:sz w:val="18"/>
               </w:rPr>
@@ -3143,7 +3372,7 @@
             <w:r/>
             <w:r>
               <w:rPr>
-                <w:rFonts w:ascii="FangSong_GB2312" w:hAnsi="FangSong_GB2312" w:eastAsia="FangSong_GB2312" w:cs="FangSong_GB2312"/>
+                <w:rFonts w:ascii="Songti SC" w:hAnsi="Songti SC" w:eastAsia="Songti SC" w:cs="Songti SC"/>
                 <w:b w:val="0"/>
                 <w:sz w:val="18"/>
               </w:rPr>
@@ -3169,7 +3398,7 @@
             <w:r/>
             <w:r>
               <w:rPr>
-                <w:rFonts w:ascii="FangSong_GB2312" w:hAnsi="FangSong_GB2312" w:eastAsia="FangSong_GB2312" w:cs="FangSong_GB2312"/>
+                <w:rFonts w:ascii="Songti SC" w:hAnsi="Songti SC" w:eastAsia="Songti SC" w:cs="Songti SC"/>
                 <w:b w:val="0"/>
                 <w:sz w:val="18"/>
               </w:rPr>
@@ -3197,7 +3426,7 @@
             <w:r/>
             <w:r>
               <w:rPr>
-                <w:rFonts w:ascii="FangSong_GB2312" w:hAnsi="FangSong_GB2312" w:eastAsia="FangSong_GB2312" w:cs="FangSong_GB2312"/>
+                <w:rFonts w:ascii="Songti SC" w:hAnsi="Songti SC" w:eastAsia="Songti SC" w:cs="Songti SC"/>
                 <w:b w:val="0"/>
                 <w:sz w:val="18"/>
               </w:rPr>
@@ -3223,7 +3452,7 @@
             <w:r/>
             <w:r>
               <w:rPr>
-                <w:rFonts w:ascii="FangSong_GB2312" w:hAnsi="FangSong_GB2312" w:eastAsia="FangSong_GB2312" w:cs="FangSong_GB2312"/>
+                <w:rFonts w:ascii="Songti SC" w:hAnsi="Songti SC" w:eastAsia="Songti SC" w:cs="Songti SC"/>
                 <w:b w:val="0"/>
                 <w:sz w:val="18"/>
               </w:rPr>
@@ -3249,7 +3478,7 @@
             <w:r/>
             <w:r>
               <w:rPr>
-                <w:rFonts w:ascii="FangSong_GB2312" w:hAnsi="FangSong_GB2312" w:eastAsia="FangSong_GB2312" w:cs="FangSong_GB2312"/>
+                <w:rFonts w:ascii="Songti SC" w:hAnsi="Songti SC" w:eastAsia="Songti SC" w:cs="Songti SC"/>
                 <w:b w:val="0"/>
                 <w:sz w:val="18"/>
               </w:rPr>
@@ -3304,7 +3533,7 @@
             <w:r/>
             <w:r>
               <w:rPr>
-                <w:rFonts w:ascii="FangSong_GB2312" w:hAnsi="FangSong_GB2312" w:eastAsia="FangSong_GB2312" w:cs="FangSong_GB2312"/>
+                <w:rFonts w:ascii="Songti SC" w:hAnsi="Songti SC" w:eastAsia="Songti SC" w:cs="Songti SC"/>
                 <w:b w:val="0"/>
                 <w:sz w:val="18"/>
               </w:rPr>
@@ -3330,7 +3559,7 @@
             <w:r/>
             <w:r>
               <w:rPr>
-                <w:rFonts w:ascii="FangSong_GB2312" w:hAnsi="FangSong_GB2312" w:eastAsia="FangSong_GB2312" w:cs="FangSong_GB2312"/>
+                <w:rFonts w:ascii="Songti SC" w:hAnsi="Songti SC" w:eastAsia="Songti SC" w:cs="Songti SC"/>
                 <w:b w:val="0"/>
                 <w:sz w:val="18"/>
               </w:rPr>
@@ -3351,7 +3580,7 @@
       </w:pPr>
       <w:r>
         <w:rPr>
-          <w:rFonts w:ascii="FangSong_GB2312" w:hAnsi="FangSong_GB2312" w:eastAsia="FangSong_GB2312" w:cs="FangSong_GB2312"/>
+          <w:rFonts w:ascii="Songti SC" w:hAnsi="Songti SC" w:eastAsia="Songti SC" w:cs="Songti SC"/>
           <w:b w:val="0"/>
           <w:sz w:val="22"/>
         </w:rPr>
@@ -3372,7 +3601,7 @@
       </w:pPr>
       <w:r>
         <w:rPr>
-          <w:rFonts w:ascii="FangSong_GB2312" w:hAnsi="FangSong_GB2312" w:eastAsia="FangSong_GB2312" w:cs="FangSong_GB2312"/>
+          <w:rFonts w:ascii="Songti SC" w:hAnsi="Songti SC" w:eastAsia="Songti SC" w:cs="Songti SC"/>
           <w:b w:val="0"/>
           <w:sz w:val="22"/>
         </w:rPr>
@@ -3393,7 +3622,7 @@
       </w:pPr>
       <w:r>
         <w:rPr>
-          <w:rFonts w:ascii="FangSong_GB2312" w:hAnsi="FangSong_GB2312" w:eastAsia="FangSong_GB2312" w:cs="FangSong_GB2312"/>
+          <w:rFonts w:ascii="Songti SC" w:hAnsi="Songti SC" w:eastAsia="Songti SC" w:cs="Songti SC"/>
           <w:b w:val="0"/>
           <w:sz w:val="22"/>
         </w:rPr>
@@ -3414,7 +3643,7 @@
       </w:pPr>
       <w:r>
         <w:rPr>
-          <w:rFonts w:ascii="FangSong_GB2312" w:hAnsi="FangSong_GB2312" w:eastAsia="FangSong_GB2312" w:cs="FangSong_GB2312"/>
+          <w:rFonts w:ascii="Songti SC" w:hAnsi="Songti SC" w:eastAsia="Songti SC" w:cs="Songti SC"/>
           <w:b w:val="0"/>
           <w:sz w:val="22"/>
         </w:rPr>
@@ -3435,7 +3664,7 @@
       </w:pPr>
       <w:r>
         <w:rPr>
-          <w:rFonts w:ascii="FangSong_GB2312" w:hAnsi="FangSong_GB2312" w:eastAsia="FangSong_GB2312" w:cs="FangSong_GB2312"/>
+          <w:rFonts w:ascii="Songti SC" w:hAnsi="Songti SC" w:eastAsia="Songti SC" w:cs="Songti SC"/>
           <w:b w:val="0"/>
           <w:sz w:val="22"/>
         </w:rPr>
@@ -3498,7 +3727,7 @@
             <w:r/>
             <w:r>
               <w:rPr>
-                <w:rFonts w:ascii="FangSong_GB2312" w:hAnsi="FangSong_GB2312" w:eastAsia="FangSong_GB2312" w:cs="FangSong_GB2312"/>
+                <w:rFonts w:ascii="Songti SC" w:hAnsi="Songti SC" w:eastAsia="Songti SC" w:cs="Songti SC"/>
                 <w:b/>
                 <w:sz w:val="18"/>
               </w:rPr>
@@ -3525,7 +3754,7 @@
             <w:r/>
             <w:r>
               <w:rPr>
-                <w:rFonts w:ascii="FangSong_GB2312" w:hAnsi="FangSong_GB2312" w:eastAsia="FangSong_GB2312" w:cs="FangSong_GB2312"/>
+                <w:rFonts w:ascii="Songti SC" w:hAnsi="Songti SC" w:eastAsia="Songti SC" w:cs="Songti SC"/>
                 <w:b/>
                 <w:sz w:val="18"/>
               </w:rPr>
@@ -3552,7 +3781,7 @@
             <w:r/>
             <w:r>
               <w:rPr>
-                <w:rFonts w:ascii="FangSong_GB2312" w:hAnsi="FangSong_GB2312" w:eastAsia="FangSong_GB2312" w:cs="FangSong_GB2312"/>
+                <w:rFonts w:ascii="Songti SC" w:hAnsi="Songti SC" w:eastAsia="Songti SC" w:cs="Songti SC"/>
                 <w:b/>
                 <w:sz w:val="18"/>
               </w:rPr>
@@ -3579,7 +3808,7 @@
             <w:r/>
             <w:r>
               <w:rPr>
-                <w:rFonts w:ascii="FangSong_GB2312" w:hAnsi="FangSong_GB2312" w:eastAsia="FangSong_GB2312" w:cs="FangSong_GB2312"/>
+                <w:rFonts w:ascii="Songti SC" w:hAnsi="Songti SC" w:eastAsia="Songti SC" w:cs="Songti SC"/>
                 <w:b/>
                 <w:sz w:val="18"/>
               </w:rPr>
@@ -3606,7 +3835,7 @@
             <w:r/>
             <w:r>
               <w:rPr>
-                <w:rFonts w:ascii="FangSong_GB2312" w:hAnsi="FangSong_GB2312" w:eastAsia="FangSong_GB2312" w:cs="FangSong_GB2312"/>
+                <w:rFonts w:ascii="Songti SC" w:hAnsi="Songti SC" w:eastAsia="Songti SC" w:cs="Songti SC"/>
                 <w:b/>
                 <w:sz w:val="18"/>
               </w:rPr>
@@ -3633,7 +3862,7 @@
             <w:r/>
             <w:r>
               <w:rPr>
-                <w:rFonts w:ascii="FangSong_GB2312" w:hAnsi="FangSong_GB2312" w:eastAsia="FangSong_GB2312" w:cs="FangSong_GB2312"/>
+                <w:rFonts w:ascii="Songti SC" w:hAnsi="Songti SC" w:eastAsia="Songti SC" w:cs="Songti SC"/>
                 <w:b/>
                 <w:sz w:val="18"/>
               </w:rPr>
@@ -3660,7 +3889,7 @@
             <w:r/>
             <w:r>
               <w:rPr>
-                <w:rFonts w:ascii="FangSong_GB2312" w:hAnsi="FangSong_GB2312" w:eastAsia="FangSong_GB2312" w:cs="FangSong_GB2312"/>
+                <w:rFonts w:ascii="Songti SC" w:hAnsi="Songti SC" w:eastAsia="Songti SC" w:cs="Songti SC"/>
                 <w:b/>
                 <w:sz w:val="18"/>
               </w:rPr>
@@ -3688,7 +3917,7 @@
             <w:r/>
             <w:r>
               <w:rPr>
-                <w:rFonts w:ascii="FangSong_GB2312" w:hAnsi="FangSong_GB2312" w:eastAsia="FangSong_GB2312" w:cs="FangSong_GB2312"/>
+                <w:rFonts w:ascii="Songti SC" w:hAnsi="Songti SC" w:eastAsia="Songti SC" w:cs="Songti SC"/>
                 <w:b w:val="0"/>
                 <w:sz w:val="18"/>
               </w:rPr>
@@ -3714,7 +3943,7 @@
             <w:r/>
             <w:r>
               <w:rPr>
-                <w:rFonts w:ascii="FangSong_GB2312" w:hAnsi="FangSong_GB2312" w:eastAsia="FangSong_GB2312" w:cs="FangSong_GB2312"/>
+                <w:rFonts w:ascii="Songti SC" w:hAnsi="Songti SC" w:eastAsia="Songti SC" w:cs="Songti SC"/>
                 <w:b w:val="0"/>
                 <w:sz w:val="18"/>
               </w:rPr>
@@ -3767,7 +3996,7 @@
             <w:r/>
             <w:r>
               <w:rPr>
-                <w:rFonts w:ascii="FangSong_GB2312" w:hAnsi="FangSong_GB2312" w:eastAsia="FangSong_GB2312" w:cs="FangSong_GB2312"/>
+                <w:rFonts w:ascii="Songti SC" w:hAnsi="Songti SC" w:eastAsia="Songti SC" w:cs="Songti SC"/>
                 <w:b w:val="0"/>
                 <w:sz w:val="18"/>
               </w:rPr>
@@ -3793,7 +4022,7 @@
             <w:r/>
             <w:r>
               <w:rPr>
-                <w:rFonts w:ascii="FangSong_GB2312" w:hAnsi="FangSong_GB2312" w:eastAsia="FangSong_GB2312" w:cs="FangSong_GB2312"/>
+                <w:rFonts w:ascii="Songti SC" w:hAnsi="Songti SC" w:eastAsia="Songti SC" w:cs="Songti SC"/>
                 <w:b w:val="0"/>
                 <w:sz w:val="18"/>
               </w:rPr>
@@ -3819,7 +4048,7 @@
             <w:r/>
             <w:r>
               <w:rPr>
-                <w:rFonts w:ascii="FangSong_GB2312" w:hAnsi="FangSong_GB2312" w:eastAsia="FangSong_GB2312" w:cs="FangSong_GB2312"/>
+                <w:rFonts w:ascii="Songti SC" w:hAnsi="Songti SC" w:eastAsia="Songti SC" w:cs="Songti SC"/>
                 <w:b w:val="0"/>
                 <w:sz w:val="18"/>
               </w:rPr>
@@ -3845,7 +4074,7 @@
             <w:r/>
             <w:r>
               <w:rPr>
-                <w:rFonts w:ascii="FangSong_GB2312" w:hAnsi="FangSong_GB2312" w:eastAsia="FangSong_GB2312" w:cs="FangSong_GB2312"/>
+                <w:rFonts w:ascii="Songti SC" w:hAnsi="Songti SC" w:eastAsia="Songti SC" w:cs="Songti SC"/>
                 <w:b w:val="0"/>
                 <w:sz w:val="18"/>
               </w:rPr>
@@ -3873,7 +4102,7 @@
             <w:r/>
             <w:r>
               <w:rPr>
-                <w:rFonts w:ascii="FangSong_GB2312" w:hAnsi="FangSong_GB2312" w:eastAsia="FangSong_GB2312" w:cs="FangSong_GB2312"/>
+                <w:rFonts w:ascii="Songti SC" w:hAnsi="Songti SC" w:eastAsia="Songti SC" w:cs="Songti SC"/>
                 <w:b w:val="0"/>
                 <w:sz w:val="18"/>
               </w:rPr>
@@ -3899,7 +4128,7 @@
             <w:r/>
             <w:r>
               <w:rPr>
-                <w:rFonts w:ascii="FangSong_GB2312" w:hAnsi="FangSong_GB2312" w:eastAsia="FangSong_GB2312" w:cs="FangSong_GB2312"/>
+                <w:rFonts w:ascii="Songti SC" w:hAnsi="Songti SC" w:eastAsia="Songti SC" w:cs="Songti SC"/>
                 <w:b w:val="0"/>
                 <w:sz w:val="18"/>
               </w:rPr>
@@ -3952,7 +4181,7 @@
             <w:r/>
             <w:r>
               <w:rPr>
-                <w:rFonts w:ascii="FangSong_GB2312" w:hAnsi="FangSong_GB2312" w:eastAsia="FangSong_GB2312" w:cs="FangSong_GB2312"/>
+                <w:rFonts w:ascii="Songti SC" w:hAnsi="Songti SC" w:eastAsia="Songti SC" w:cs="Songti SC"/>
                 <w:b w:val="0"/>
                 <w:sz w:val="18"/>
               </w:rPr>
@@ -3978,7 +4207,7 @@
             <w:r/>
             <w:r>
               <w:rPr>
-                <w:rFonts w:ascii="FangSong_GB2312" w:hAnsi="FangSong_GB2312" w:eastAsia="FangSong_GB2312" w:cs="FangSong_GB2312"/>
+                <w:rFonts w:ascii="Songti SC" w:hAnsi="Songti SC" w:eastAsia="Songti SC" w:cs="Songti SC"/>
                 <w:b w:val="0"/>
                 <w:sz w:val="18"/>
               </w:rPr>
@@ -4004,7 +4233,7 @@
             <w:r/>
             <w:r>
               <w:rPr>
-                <w:rFonts w:ascii="FangSong_GB2312" w:hAnsi="FangSong_GB2312" w:eastAsia="FangSong_GB2312" w:cs="FangSong_GB2312"/>
+                <w:rFonts w:ascii="Songti SC" w:hAnsi="Songti SC" w:eastAsia="Songti SC" w:cs="Songti SC"/>
                 <w:b w:val="0"/>
                 <w:sz w:val="18"/>
               </w:rPr>
@@ -4030,7 +4259,7 @@
             <w:r/>
             <w:r>
               <w:rPr>
-                <w:rFonts w:ascii="FangSong_GB2312" w:hAnsi="FangSong_GB2312" w:eastAsia="FangSong_GB2312" w:cs="FangSong_GB2312"/>
+                <w:rFonts w:ascii="Songti SC" w:hAnsi="Songti SC" w:eastAsia="Songti SC" w:cs="Songti SC"/>
                 <w:b w:val="0"/>
                 <w:sz w:val="18"/>
               </w:rPr>
@@ -4058,7 +4287,7 @@
             <w:r/>
             <w:r>
               <w:rPr>
-                <w:rFonts w:ascii="FangSong_GB2312" w:hAnsi="FangSong_GB2312" w:eastAsia="FangSong_GB2312" w:cs="FangSong_GB2312"/>
+                <w:rFonts w:ascii="Songti SC" w:hAnsi="Songti SC" w:eastAsia="Songti SC" w:cs="Songti SC"/>
                 <w:b w:val="0"/>
                 <w:sz w:val="18"/>
               </w:rPr>
@@ -4084,7 +4313,7 @@
             <w:r/>
             <w:r>
               <w:rPr>
-                <w:rFonts w:ascii="FangSong_GB2312" w:hAnsi="FangSong_GB2312" w:eastAsia="FangSong_GB2312" w:cs="FangSong_GB2312"/>
+                <w:rFonts w:ascii="Songti SC" w:hAnsi="Songti SC" w:eastAsia="Songti SC" w:cs="Songti SC"/>
                 <w:b w:val="0"/>
                 <w:sz w:val="18"/>
               </w:rPr>
@@ -4137,7 +4366,7 @@
             <w:r/>
             <w:r>
               <w:rPr>
-                <w:rFonts w:ascii="FangSong_GB2312" w:hAnsi="FangSong_GB2312" w:eastAsia="FangSong_GB2312" w:cs="FangSong_GB2312"/>
+                <w:rFonts w:ascii="Songti SC" w:hAnsi="Songti SC" w:eastAsia="Songti SC" w:cs="Songti SC"/>
                 <w:b w:val="0"/>
                 <w:sz w:val="18"/>
               </w:rPr>
@@ -4163,7 +4392,7 @@
             <w:r/>
             <w:r>
               <w:rPr>
-                <w:rFonts w:ascii="FangSong_GB2312" w:hAnsi="FangSong_GB2312" w:eastAsia="FangSong_GB2312" w:cs="FangSong_GB2312"/>
+                <w:rFonts w:ascii="Songti SC" w:hAnsi="Songti SC" w:eastAsia="Songti SC" w:cs="Songti SC"/>
                 <w:b w:val="0"/>
                 <w:sz w:val="18"/>
               </w:rPr>
@@ -4189,7 +4418,7 @@
             <w:r/>
             <w:r>
               <w:rPr>
-                <w:rFonts w:ascii="FangSong_GB2312" w:hAnsi="FangSong_GB2312" w:eastAsia="FangSong_GB2312" w:cs="FangSong_GB2312"/>
+                <w:rFonts w:ascii="Songti SC" w:hAnsi="Songti SC" w:eastAsia="Songti SC" w:cs="Songti SC"/>
                 <w:b w:val="0"/>
                 <w:sz w:val="18"/>
               </w:rPr>
@@ -4215,7 +4444,7 @@
             <w:r/>
             <w:r>
               <w:rPr>
-                <w:rFonts w:ascii="FangSong_GB2312" w:hAnsi="FangSong_GB2312" w:eastAsia="FangSong_GB2312" w:cs="FangSong_GB2312"/>
+                <w:rFonts w:ascii="Songti SC" w:hAnsi="Songti SC" w:eastAsia="Songti SC" w:cs="Songti SC"/>
                 <w:b w:val="0"/>
                 <w:sz w:val="18"/>
               </w:rPr>
@@ -4243,7 +4472,7 @@
             <w:r/>
             <w:r>
               <w:rPr>
-                <w:rFonts w:ascii="FangSong_GB2312" w:hAnsi="FangSong_GB2312" w:eastAsia="FangSong_GB2312" w:cs="FangSong_GB2312"/>
+                <w:rFonts w:ascii="Songti SC" w:hAnsi="Songti SC" w:eastAsia="Songti SC" w:cs="Songti SC"/>
                 <w:b w:val="0"/>
                 <w:sz w:val="18"/>
               </w:rPr>
@@ -4269,7 +4498,7 @@
             <w:r/>
             <w:r>
               <w:rPr>
-                <w:rFonts w:ascii="FangSong_GB2312" w:hAnsi="FangSong_GB2312" w:eastAsia="FangSong_GB2312" w:cs="FangSong_GB2312"/>
+                <w:rFonts w:ascii="Songti SC" w:hAnsi="Songti SC" w:eastAsia="Songti SC" w:cs="Songti SC"/>
                 <w:b w:val="0"/>
                 <w:sz w:val="18"/>
               </w:rPr>
@@ -4322,7 +4551,7 @@
             <w:r/>
             <w:r>
               <w:rPr>
-                <w:rFonts w:ascii="FangSong_GB2312" w:hAnsi="FangSong_GB2312" w:eastAsia="FangSong_GB2312" w:cs="FangSong_GB2312"/>
+                <w:rFonts w:ascii="Songti SC" w:hAnsi="Songti SC" w:eastAsia="Songti SC" w:cs="Songti SC"/>
                 <w:b w:val="0"/>
                 <w:sz w:val="18"/>
               </w:rPr>
@@ -4348,7 +4577,7 @@
             <w:r/>
             <w:r>
               <w:rPr>
-                <w:rFonts w:ascii="FangSong_GB2312" w:hAnsi="FangSong_GB2312" w:eastAsia="FangSong_GB2312" w:cs="FangSong_GB2312"/>
+                <w:rFonts w:ascii="Songti SC" w:hAnsi="Songti SC" w:eastAsia="Songti SC" w:cs="Songti SC"/>
                 <w:b w:val="0"/>
                 <w:sz w:val="18"/>
               </w:rPr>
@@ -4374,7 +4603,7 @@
             <w:r/>
             <w:r>
               <w:rPr>
-                <w:rFonts w:ascii="FangSong_GB2312" w:hAnsi="FangSong_GB2312" w:eastAsia="FangSong_GB2312" w:cs="FangSong_GB2312"/>
+                <w:rFonts w:ascii="Songti SC" w:hAnsi="Songti SC" w:eastAsia="Songti SC" w:cs="Songti SC"/>
                 <w:b w:val="0"/>
                 <w:sz w:val="18"/>
               </w:rPr>
@@ -4400,7 +4629,7 @@
             <w:r/>
             <w:r>
               <w:rPr>
-                <w:rFonts w:ascii="FangSong_GB2312" w:hAnsi="FangSong_GB2312" w:eastAsia="FangSong_GB2312" w:cs="FangSong_GB2312"/>
+                <w:rFonts w:ascii="Songti SC" w:hAnsi="Songti SC" w:eastAsia="Songti SC" w:cs="Songti SC"/>
                 <w:b w:val="0"/>
                 <w:sz w:val="18"/>
               </w:rPr>
@@ -4428,7 +4657,7 @@
             <w:r/>
             <w:r>
               <w:rPr>
-                <w:rFonts w:ascii="FangSong_GB2312" w:hAnsi="FangSong_GB2312" w:eastAsia="FangSong_GB2312" w:cs="FangSong_GB2312"/>
+                <w:rFonts w:ascii="Songti SC" w:hAnsi="Songti SC" w:eastAsia="Songti SC" w:cs="Songti SC"/>
                 <w:b w:val="0"/>
                 <w:sz w:val="18"/>
               </w:rPr>
@@ -4454,7 +4683,7 @@
             <w:r/>
             <w:r>
               <w:rPr>
-                <w:rFonts w:ascii="FangSong_GB2312" w:hAnsi="FangSong_GB2312" w:eastAsia="FangSong_GB2312" w:cs="FangSong_GB2312"/>
+                <w:rFonts w:ascii="Songti SC" w:hAnsi="Songti SC" w:eastAsia="Songti SC" w:cs="Songti SC"/>
                 <w:b w:val="0"/>
                 <w:sz w:val="18"/>
               </w:rPr>
@@ -4507,7 +4736,7 @@
             <w:r/>
             <w:r>
               <w:rPr>
-                <w:rFonts w:ascii="FangSong_GB2312" w:hAnsi="FangSong_GB2312" w:eastAsia="FangSong_GB2312" w:cs="FangSong_GB2312"/>
+                <w:rFonts w:ascii="Songti SC" w:hAnsi="Songti SC" w:eastAsia="Songti SC" w:cs="Songti SC"/>
                 <w:b w:val="0"/>
                 <w:sz w:val="18"/>
               </w:rPr>
@@ -4533,7 +4762,7 @@
             <w:r/>
             <w:r>
               <w:rPr>
-                <w:rFonts w:ascii="FangSong_GB2312" w:hAnsi="FangSong_GB2312" w:eastAsia="FangSong_GB2312" w:cs="FangSong_GB2312"/>
+                <w:rFonts w:ascii="Songti SC" w:hAnsi="Songti SC" w:eastAsia="Songti SC" w:cs="Songti SC"/>
                 <w:b w:val="0"/>
                 <w:sz w:val="18"/>
               </w:rPr>
@@ -4559,7 +4788,7 @@
             <w:r/>
             <w:r>
               <w:rPr>
-                <w:rFonts w:ascii="FangSong_GB2312" w:hAnsi="FangSong_GB2312" w:eastAsia="FangSong_GB2312" w:cs="FangSong_GB2312"/>
+                <w:rFonts w:ascii="Songti SC" w:hAnsi="Songti SC" w:eastAsia="Songti SC" w:cs="Songti SC"/>
                 <w:b w:val="0"/>
                 <w:sz w:val="18"/>
               </w:rPr>
@@ -4585,7 +4814,7 @@
             <w:r/>
             <w:r>
               <w:rPr>
-                <w:rFonts w:ascii="FangSong_GB2312" w:hAnsi="FangSong_GB2312" w:eastAsia="FangSong_GB2312" w:cs="FangSong_GB2312"/>
+                <w:rFonts w:ascii="Songti SC" w:hAnsi="Songti SC" w:eastAsia="Songti SC" w:cs="Songti SC"/>
                 <w:b w:val="0"/>
                 <w:sz w:val="18"/>
               </w:rPr>
@@ -4606,7 +4835,7 @@
       </w:pPr>
       <w:r>
         <w:rPr>
-          <w:rFonts w:ascii="FangSong_GB2312" w:hAnsi="FangSong_GB2312" w:eastAsia="FangSong_GB2312" w:cs="FangSong_GB2312"/>
+          <w:rFonts w:ascii="Songti SC" w:hAnsi="Songti SC" w:eastAsia="Songti SC" w:cs="Songti SC"/>
           <w:b w:val="0"/>
           <w:sz w:val="22"/>
         </w:rPr>
@@ -4660,7 +4889,7 @@
             <w:r/>
             <w:r>
               <w:rPr>
-                <w:rFonts w:ascii="FangSong_GB2312" w:hAnsi="FangSong_GB2312" w:eastAsia="FangSong_GB2312" w:cs="FangSong_GB2312"/>
+                <w:rFonts w:ascii="Songti SC" w:hAnsi="Songti SC" w:eastAsia="Songti SC" w:cs="Songti SC"/>
                 <w:b/>
                 <w:sz w:val="18"/>
               </w:rPr>
@@ -4687,7 +4916,7 @@
             <w:r/>
             <w:r>
               <w:rPr>
-                <w:rFonts w:ascii="FangSong_GB2312" w:hAnsi="FangSong_GB2312" w:eastAsia="FangSong_GB2312" w:cs="FangSong_GB2312"/>
+                <w:rFonts w:ascii="Songti SC" w:hAnsi="Songti SC" w:eastAsia="Songti SC" w:cs="Songti SC"/>
                 <w:b/>
                 <w:sz w:val="18"/>
               </w:rPr>
@@ -4714,7 +4943,7 @@
             <w:r/>
             <w:r>
               <w:rPr>
-                <w:rFonts w:ascii="FangSong_GB2312" w:hAnsi="FangSong_GB2312" w:eastAsia="FangSong_GB2312" w:cs="FangSong_GB2312"/>
+                <w:rFonts w:ascii="Songti SC" w:hAnsi="Songti SC" w:eastAsia="Songti SC" w:cs="Songti SC"/>
                 <w:b/>
                 <w:sz w:val="18"/>
               </w:rPr>
@@ -4741,7 +4970,7 @@
             <w:r/>
             <w:r>
               <w:rPr>
-                <w:rFonts w:ascii="FangSong_GB2312" w:hAnsi="FangSong_GB2312" w:eastAsia="FangSong_GB2312" w:cs="FangSong_GB2312"/>
+                <w:rFonts w:ascii="Songti SC" w:hAnsi="Songti SC" w:eastAsia="Songti SC" w:cs="Songti SC"/>
                 <w:b/>
                 <w:sz w:val="18"/>
               </w:rPr>
@@ -4768,7 +4997,7 @@
             <w:r/>
             <w:r>
               <w:rPr>
-                <w:rFonts w:ascii="FangSong_GB2312" w:hAnsi="FangSong_GB2312" w:eastAsia="FangSong_GB2312" w:cs="FangSong_GB2312"/>
+                <w:rFonts w:ascii="Songti SC" w:hAnsi="Songti SC" w:eastAsia="Songti SC" w:cs="Songti SC"/>
                 <w:b/>
                 <w:sz w:val="18"/>
               </w:rPr>
@@ -4795,7 +5024,7 @@
             <w:r/>
             <w:r>
               <w:rPr>
-                <w:rFonts w:ascii="FangSong_GB2312" w:hAnsi="FangSong_GB2312" w:eastAsia="FangSong_GB2312" w:cs="FangSong_GB2312"/>
+                <w:rFonts w:ascii="Songti SC" w:hAnsi="Songti SC" w:eastAsia="Songti SC" w:cs="Songti SC"/>
                 <w:b/>
                 <w:sz w:val="18"/>
               </w:rPr>
@@ -4823,7 +5052,7 @@
             <w:r/>
             <w:r>
               <w:rPr>
-                <w:rFonts w:ascii="FangSong_GB2312" w:hAnsi="FangSong_GB2312" w:eastAsia="FangSong_GB2312" w:cs="FangSong_GB2312"/>
+                <w:rFonts w:ascii="Songti SC" w:hAnsi="Songti SC" w:eastAsia="Songti SC" w:cs="Songti SC"/>
                 <w:b w:val="0"/>
                 <w:sz w:val="18"/>
               </w:rPr>
@@ -4849,7 +5078,7 @@
             <w:r/>
             <w:r>
               <w:rPr>
-                <w:rFonts w:ascii="FangSong_GB2312" w:hAnsi="FangSong_GB2312" w:eastAsia="FangSong_GB2312" w:cs="FangSong_GB2312"/>
+                <w:rFonts w:ascii="Songti SC" w:hAnsi="Songti SC" w:eastAsia="Songti SC" w:cs="Songti SC"/>
                 <w:b w:val="0"/>
                 <w:sz w:val="18"/>
               </w:rPr>
@@ -4875,7 +5104,7 @@
             <w:r/>
             <w:r>
               <w:rPr>
-                <w:rFonts w:ascii="FangSong_GB2312" w:hAnsi="FangSong_GB2312" w:eastAsia="FangSong_GB2312" w:cs="FangSong_GB2312"/>
+                <w:rFonts w:ascii="Songti SC" w:hAnsi="Songti SC" w:eastAsia="Songti SC" w:cs="Songti SC"/>
                 <w:b w:val="0"/>
                 <w:sz w:val="18"/>
               </w:rPr>
@@ -4901,7 +5130,7 @@
             <w:r/>
             <w:r>
               <w:rPr>
-                <w:rFonts w:ascii="FangSong_GB2312" w:hAnsi="FangSong_GB2312" w:eastAsia="FangSong_GB2312" w:cs="FangSong_GB2312"/>
+                <w:rFonts w:ascii="Songti SC" w:hAnsi="Songti SC" w:eastAsia="Songti SC" w:cs="Songti SC"/>
                 <w:b w:val="0"/>
                 <w:sz w:val="18"/>
               </w:rPr>
@@ -4927,7 +5156,7 @@
             <w:r/>
             <w:r>
               <w:rPr>
-                <w:rFonts w:ascii="FangSong_GB2312" w:hAnsi="FangSong_GB2312" w:eastAsia="FangSong_GB2312" w:cs="FangSong_GB2312"/>
+                <w:rFonts w:ascii="Songti SC" w:hAnsi="Songti SC" w:eastAsia="Songti SC" w:cs="Songti SC"/>
                 <w:b w:val="0"/>
                 <w:sz w:val="18"/>
               </w:rPr>
@@ -4953,7 +5182,7 @@
             <w:r/>
             <w:r>
               <w:rPr>
-                <w:rFonts w:ascii="FangSong_GB2312" w:hAnsi="FangSong_GB2312" w:eastAsia="FangSong_GB2312" w:cs="FangSong_GB2312"/>
+                <w:rFonts w:ascii="Songti SC" w:hAnsi="Songti SC" w:eastAsia="Songti SC" w:cs="Songti SC"/>
                 <w:b w:val="0"/>
                 <w:sz w:val="18"/>
               </w:rPr>
@@ -4981,7 +5210,7 @@
             <w:r/>
             <w:r>
               <w:rPr>
-                <w:rFonts w:ascii="FangSong_GB2312" w:hAnsi="FangSong_GB2312" w:eastAsia="FangSong_GB2312" w:cs="FangSong_GB2312"/>
+                <w:rFonts w:ascii="Songti SC" w:hAnsi="Songti SC" w:eastAsia="Songti SC" w:cs="Songti SC"/>
                 <w:b w:val="0"/>
                 <w:sz w:val="18"/>
               </w:rPr>
@@ -5007,7 +5236,7 @@
             <w:r/>
             <w:r>
               <w:rPr>
-                <w:rFonts w:ascii="FangSong_GB2312" w:hAnsi="FangSong_GB2312" w:eastAsia="FangSong_GB2312" w:cs="FangSong_GB2312"/>
+                <w:rFonts w:ascii="Songti SC" w:hAnsi="Songti SC" w:eastAsia="Songti SC" w:cs="Songti SC"/>
                 <w:b w:val="0"/>
                 <w:sz w:val="18"/>
               </w:rPr>
@@ -5033,7 +5262,7 @@
             <w:r/>
             <w:r>
               <w:rPr>
-                <w:rFonts w:ascii="FangSong_GB2312" w:hAnsi="FangSong_GB2312" w:eastAsia="FangSong_GB2312" w:cs="FangSong_GB2312"/>
+                <w:rFonts w:ascii="Songti SC" w:hAnsi="Songti SC" w:eastAsia="Songti SC" w:cs="Songti SC"/>
                 <w:b w:val="0"/>
                 <w:sz w:val="18"/>
               </w:rPr>
@@ -5059,7 +5288,7 @@
             <w:r/>
             <w:r>
               <w:rPr>
-                <w:rFonts w:ascii="FangSong_GB2312" w:hAnsi="FangSong_GB2312" w:eastAsia="FangSong_GB2312" w:cs="FangSong_GB2312"/>
+                <w:rFonts w:ascii="Songti SC" w:hAnsi="Songti SC" w:eastAsia="Songti SC" w:cs="Songti SC"/>
                 <w:b w:val="0"/>
                 <w:sz w:val="18"/>
               </w:rPr>
@@ -5085,7 +5314,7 @@
             <w:r/>
             <w:r>
               <w:rPr>
-                <w:rFonts w:ascii="FangSong_GB2312" w:hAnsi="FangSong_GB2312" w:eastAsia="FangSong_GB2312" w:cs="FangSong_GB2312"/>
+                <w:rFonts w:ascii="Songti SC" w:hAnsi="Songti SC" w:eastAsia="Songti SC" w:cs="Songti SC"/>
                 <w:b w:val="0"/>
                 <w:sz w:val="18"/>
               </w:rPr>
@@ -5111,7 +5340,7 @@
             <w:r/>
             <w:r>
               <w:rPr>
-                <w:rFonts w:ascii="FangSong_GB2312" w:hAnsi="FangSong_GB2312" w:eastAsia="FangSong_GB2312" w:cs="FangSong_GB2312"/>
+                <w:rFonts w:ascii="Songti SC" w:hAnsi="Songti SC" w:eastAsia="Songti SC" w:cs="Songti SC"/>
                 <w:b w:val="0"/>
                 <w:sz w:val="18"/>
               </w:rPr>
@@ -5139,7 +5368,7 @@
             <w:r/>
             <w:r>
               <w:rPr>
-                <w:rFonts w:ascii="FangSong_GB2312" w:hAnsi="FangSong_GB2312" w:eastAsia="FangSong_GB2312" w:cs="FangSong_GB2312"/>
+                <w:rFonts w:ascii="Songti SC" w:hAnsi="Songti SC" w:eastAsia="Songti SC" w:cs="Songti SC"/>
                 <w:b w:val="0"/>
                 <w:sz w:val="18"/>
               </w:rPr>
@@ -5165,7 +5394,7 @@
             <w:r/>
             <w:r>
               <w:rPr>
-                <w:rFonts w:ascii="FangSong_GB2312" w:hAnsi="FangSong_GB2312" w:eastAsia="FangSong_GB2312" w:cs="FangSong_GB2312"/>
+                <w:rFonts w:ascii="Songti SC" w:hAnsi="Songti SC" w:eastAsia="Songti SC" w:cs="Songti SC"/>
                 <w:b w:val="0"/>
                 <w:sz w:val="18"/>
               </w:rPr>
@@ -5191,7 +5420,7 @@
             <w:r/>
             <w:r>
               <w:rPr>
-                <w:rFonts w:ascii="FangSong_GB2312" w:hAnsi="FangSong_GB2312" w:eastAsia="FangSong_GB2312" w:cs="FangSong_GB2312"/>
+                <w:rFonts w:ascii="Songti SC" w:hAnsi="Songti SC" w:eastAsia="Songti SC" w:cs="Songti SC"/>
                 <w:b w:val="0"/>
                 <w:sz w:val="18"/>
               </w:rPr>
@@ -5217,7 +5446,7 @@
             <w:r/>
             <w:r>
               <w:rPr>
-                <w:rFonts w:ascii="FangSong_GB2312" w:hAnsi="FangSong_GB2312" w:eastAsia="FangSong_GB2312" w:cs="FangSong_GB2312"/>
+                <w:rFonts w:ascii="Songti SC" w:hAnsi="Songti SC" w:eastAsia="Songti SC" w:cs="Songti SC"/>
                 <w:b w:val="0"/>
                 <w:sz w:val="18"/>
               </w:rPr>
@@ -5243,7 +5472,7 @@
             <w:r/>
             <w:r>
               <w:rPr>
-                <w:rFonts w:ascii="FangSong_GB2312" w:hAnsi="FangSong_GB2312" w:eastAsia="FangSong_GB2312" w:cs="FangSong_GB2312"/>
+                <w:rFonts w:ascii="Songti SC" w:hAnsi="Songti SC" w:eastAsia="Songti SC" w:cs="Songti SC"/>
                 <w:b w:val="0"/>
                 <w:sz w:val="18"/>
               </w:rPr>
@@ -5269,7 +5498,7 @@
             <w:r/>
             <w:r>
               <w:rPr>
-                <w:rFonts w:ascii="FangSong_GB2312" w:hAnsi="FangSong_GB2312" w:eastAsia="FangSong_GB2312" w:cs="FangSong_GB2312"/>
+                <w:rFonts w:ascii="Songti SC" w:hAnsi="Songti SC" w:eastAsia="Songti SC" w:cs="Songti SC"/>
                 <w:b w:val="0"/>
                 <w:sz w:val="18"/>
               </w:rPr>
@@ -5297,7 +5526,7 @@
             <w:r/>
             <w:r>
               <w:rPr>
-                <w:rFonts w:ascii="FangSong_GB2312" w:hAnsi="FangSong_GB2312" w:eastAsia="FangSong_GB2312" w:cs="FangSong_GB2312"/>
+                <w:rFonts w:ascii="Songti SC" w:hAnsi="Songti SC" w:eastAsia="Songti SC" w:cs="Songti SC"/>
                 <w:b w:val="0"/>
                 <w:sz w:val="18"/>
               </w:rPr>
@@ -5323,7 +5552,7 @@
             <w:r/>
             <w:r>
               <w:rPr>
-                <w:rFonts w:ascii="FangSong_GB2312" w:hAnsi="FangSong_GB2312" w:eastAsia="FangSong_GB2312" w:cs="FangSong_GB2312"/>
+                <w:rFonts w:ascii="Songti SC" w:hAnsi="Songti SC" w:eastAsia="Songti SC" w:cs="Songti SC"/>
                 <w:b w:val="0"/>
                 <w:sz w:val="18"/>
               </w:rPr>
@@ -5349,7 +5578,7 @@
             <w:r/>
             <w:r>
               <w:rPr>
-                <w:rFonts w:ascii="FangSong_GB2312" w:hAnsi="FangSong_GB2312" w:eastAsia="FangSong_GB2312" w:cs="FangSong_GB2312"/>
+                <w:rFonts w:ascii="Songti SC" w:hAnsi="Songti SC" w:eastAsia="Songti SC" w:cs="Songti SC"/>
                 <w:b w:val="0"/>
                 <w:sz w:val="18"/>
               </w:rPr>
@@ -5375,7 +5604,7 @@
             <w:r/>
             <w:r>
               <w:rPr>
-                <w:rFonts w:ascii="FangSong_GB2312" w:hAnsi="FangSong_GB2312" w:eastAsia="FangSong_GB2312" w:cs="FangSong_GB2312"/>
+                <w:rFonts w:ascii="Songti SC" w:hAnsi="Songti SC" w:eastAsia="Songti SC" w:cs="Songti SC"/>
                 <w:b w:val="0"/>
                 <w:sz w:val="18"/>
               </w:rPr>
@@ -5401,7 +5630,7 @@
             <w:r/>
             <w:r>
               <w:rPr>
-                <w:rFonts w:ascii="FangSong_GB2312" w:hAnsi="FangSong_GB2312" w:eastAsia="FangSong_GB2312" w:cs="FangSong_GB2312"/>
+                <w:rFonts w:ascii="Songti SC" w:hAnsi="Songti SC" w:eastAsia="Songti SC" w:cs="Songti SC"/>
                 <w:b w:val="0"/>
                 <w:sz w:val="18"/>
               </w:rPr>
@@ -5427,7 +5656,7 @@
             <w:r/>
             <w:r>
               <w:rPr>
-                <w:rFonts w:ascii="FangSong_GB2312" w:hAnsi="FangSong_GB2312" w:eastAsia="FangSong_GB2312" w:cs="FangSong_GB2312"/>
+                <w:rFonts w:ascii="Songti SC" w:hAnsi="Songti SC" w:eastAsia="Songti SC" w:cs="Songti SC"/>
                 <w:b w:val="0"/>
                 <w:sz w:val="18"/>
               </w:rPr>
@@ -5455,7 +5684,7 @@
             <w:r/>
             <w:r>
               <w:rPr>
-                <w:rFonts w:ascii="FangSong_GB2312" w:hAnsi="FangSong_GB2312" w:eastAsia="FangSong_GB2312" w:cs="FangSong_GB2312"/>
+                <w:rFonts w:ascii="Songti SC" w:hAnsi="Songti SC" w:eastAsia="Songti SC" w:cs="Songti SC"/>
                 <w:b w:val="0"/>
                 <w:sz w:val="18"/>
               </w:rPr>
@@ -5481,7 +5710,7 @@
             <w:r/>
             <w:r>
               <w:rPr>
-                <w:rFonts w:ascii="FangSong_GB2312" w:hAnsi="FangSong_GB2312" w:eastAsia="FangSong_GB2312" w:cs="FangSong_GB2312"/>
+                <w:rFonts w:ascii="Songti SC" w:hAnsi="Songti SC" w:eastAsia="Songti SC" w:cs="Songti SC"/>
                 <w:b w:val="0"/>
                 <w:sz w:val="18"/>
               </w:rPr>
@@ -5507,7 +5736,7 @@
             <w:r/>
             <w:r>
               <w:rPr>
-                <w:rFonts w:ascii="FangSong_GB2312" w:hAnsi="FangSong_GB2312" w:eastAsia="FangSong_GB2312" w:cs="FangSong_GB2312"/>
+                <w:rFonts w:ascii="Songti SC" w:hAnsi="Songti SC" w:eastAsia="Songti SC" w:cs="Songti SC"/>
                 <w:b w:val="0"/>
                 <w:sz w:val="18"/>
               </w:rPr>
@@ -5533,7 +5762,7 @@
             <w:r/>
             <w:r>
               <w:rPr>
-                <w:rFonts w:ascii="FangSong_GB2312" w:hAnsi="FangSong_GB2312" w:eastAsia="FangSong_GB2312" w:cs="FangSong_GB2312"/>
+                <w:rFonts w:ascii="Songti SC" w:hAnsi="Songti SC" w:eastAsia="Songti SC" w:cs="Songti SC"/>
                 <w:b w:val="0"/>
                 <w:sz w:val="18"/>
               </w:rPr>
@@ -5559,7 +5788,7 @@
             <w:r/>
             <w:r>
               <w:rPr>
-                <w:rFonts w:ascii="FangSong_GB2312" w:hAnsi="FangSong_GB2312" w:eastAsia="FangSong_GB2312" w:cs="FangSong_GB2312"/>
+                <w:rFonts w:ascii="Songti SC" w:hAnsi="Songti SC" w:eastAsia="Songti SC" w:cs="Songti SC"/>
                 <w:b w:val="0"/>
                 <w:sz w:val="18"/>
               </w:rPr>
@@ -5585,7 +5814,7 @@
             <w:r/>
             <w:r>
               <w:rPr>
-                <w:rFonts w:ascii="FangSong_GB2312" w:hAnsi="FangSong_GB2312" w:eastAsia="FangSong_GB2312" w:cs="FangSong_GB2312"/>
+                <w:rFonts w:ascii="Songti SC" w:hAnsi="Songti SC" w:eastAsia="Songti SC" w:cs="Songti SC"/>
                 <w:b w:val="0"/>
                 <w:sz w:val="18"/>
               </w:rPr>
@@ -5613,7 +5842,7 @@
             <w:r/>
             <w:r>
               <w:rPr>
-                <w:rFonts w:ascii="FangSong_GB2312" w:hAnsi="FangSong_GB2312" w:eastAsia="FangSong_GB2312" w:cs="FangSong_GB2312"/>
+                <w:rFonts w:ascii="Songti SC" w:hAnsi="Songti SC" w:eastAsia="Songti SC" w:cs="Songti SC"/>
                 <w:b w:val="0"/>
                 <w:sz w:val="18"/>
               </w:rPr>
@@ -5639,7 +5868,7 @@
             <w:r/>
             <w:r>
               <w:rPr>
-                <w:rFonts w:ascii="FangSong_GB2312" w:hAnsi="FangSong_GB2312" w:eastAsia="FangSong_GB2312" w:cs="FangSong_GB2312"/>
+                <w:rFonts w:ascii="Songti SC" w:hAnsi="Songti SC" w:eastAsia="Songti SC" w:cs="Songti SC"/>
                 <w:b w:val="0"/>
                 <w:sz w:val="18"/>
               </w:rPr>
@@ -5665,7 +5894,7 @@
             <w:r/>
             <w:r>
               <w:rPr>
-                <w:rFonts w:ascii="FangSong_GB2312" w:hAnsi="FangSong_GB2312" w:eastAsia="FangSong_GB2312" w:cs="FangSong_GB2312"/>
+                <w:rFonts w:ascii="Songti SC" w:hAnsi="Songti SC" w:eastAsia="Songti SC" w:cs="Songti SC"/>
                 <w:b w:val="0"/>
                 <w:sz w:val="18"/>
               </w:rPr>
@@ -5691,7 +5920,7 @@
             <w:r/>
             <w:r>
               <w:rPr>
-                <w:rFonts w:ascii="FangSong_GB2312" w:hAnsi="FangSong_GB2312" w:eastAsia="FangSong_GB2312" w:cs="FangSong_GB2312"/>
+                <w:rFonts w:ascii="Songti SC" w:hAnsi="Songti SC" w:eastAsia="Songti SC" w:cs="Songti SC"/>
                 <w:b w:val="0"/>
                 <w:sz w:val="18"/>
               </w:rPr>
@@ -5717,7 +5946,7 @@
             <w:r/>
             <w:r>
               <w:rPr>
-                <w:rFonts w:ascii="FangSong_GB2312" w:hAnsi="FangSong_GB2312" w:eastAsia="FangSong_GB2312" w:cs="FangSong_GB2312"/>
+                <w:rFonts w:ascii="Songti SC" w:hAnsi="Songti SC" w:eastAsia="Songti SC" w:cs="Songti SC"/>
                 <w:b w:val="0"/>
                 <w:sz w:val="18"/>
               </w:rPr>
@@ -5743,7 +5972,7 @@
             <w:r/>
             <w:r>
               <w:rPr>
-                <w:rFonts w:ascii="FangSong_GB2312" w:hAnsi="FangSong_GB2312" w:eastAsia="FangSong_GB2312" w:cs="FangSong_GB2312"/>
+                <w:rFonts w:ascii="Songti SC" w:hAnsi="Songti SC" w:eastAsia="Songti SC" w:cs="Songti SC"/>
                 <w:b w:val="0"/>
                 <w:sz w:val="18"/>
               </w:rPr>
@@ -5802,7 +6031,7 @@
             <w:r/>
             <w:r>
               <w:rPr>
-                <w:rFonts w:ascii="FangSong_GB2312" w:hAnsi="FangSong_GB2312" w:eastAsia="FangSong_GB2312" w:cs="FangSong_GB2312"/>
+                <w:rFonts w:ascii="Songti SC" w:hAnsi="Songti SC" w:eastAsia="Songti SC" w:cs="Songti SC"/>
                 <w:b/>
                 <w:sz w:val="18"/>
               </w:rPr>
@@ -5829,7 +6058,7 @@
             <w:r/>
             <w:r>
               <w:rPr>
-                <w:rFonts w:ascii="FangSong_GB2312" w:hAnsi="FangSong_GB2312" w:eastAsia="FangSong_GB2312" w:cs="FangSong_GB2312"/>
+                <w:rFonts w:ascii="Songti SC" w:hAnsi="Songti SC" w:eastAsia="Songti SC" w:cs="Songti SC"/>
                 <w:b/>
                 <w:sz w:val="18"/>
               </w:rPr>
@@ -5856,7 +6085,7 @@
             <w:r/>
             <w:r>
               <w:rPr>
-                <w:rFonts w:ascii="FangSong_GB2312" w:hAnsi="FangSong_GB2312" w:eastAsia="FangSong_GB2312" w:cs="FangSong_GB2312"/>
+                <w:rFonts w:ascii="Songti SC" w:hAnsi="Songti SC" w:eastAsia="Songti SC" w:cs="Songti SC"/>
                 <w:b/>
                 <w:sz w:val="18"/>
               </w:rPr>
@@ -5884,7 +6113,7 @@
             <w:r/>
             <w:r>
               <w:rPr>
-                <w:rFonts w:ascii="FangSong_GB2312" w:hAnsi="FangSong_GB2312" w:eastAsia="FangSong_GB2312" w:cs="FangSong_GB2312"/>
+                <w:rFonts w:ascii="Songti SC" w:hAnsi="Songti SC" w:eastAsia="Songti SC" w:cs="Songti SC"/>
                 <w:b w:val="0"/>
                 <w:sz w:val="18"/>
               </w:rPr>
@@ -5910,7 +6139,7 @@
             <w:r/>
             <w:r>
               <w:rPr>
-                <w:rFonts w:ascii="FangSong_GB2312" w:hAnsi="FangSong_GB2312" w:eastAsia="FangSong_GB2312" w:cs="FangSong_GB2312"/>
+                <w:rFonts w:ascii="Songti SC" w:hAnsi="Songti SC" w:eastAsia="Songti SC" w:cs="Songti SC"/>
                 <w:b w:val="0"/>
                 <w:sz w:val="18"/>
               </w:rPr>
@@ -5936,11 +6165,11 @@
             <w:r/>
             <w:r>
               <w:rPr>
-                <w:rFonts w:ascii="FangSong_GB2312" w:hAnsi="FangSong_GB2312" w:eastAsia="FangSong_GB2312" w:cs="FangSong_GB2312"/>
+                <w:rFonts w:ascii="Songti SC" w:hAnsi="Songti SC" w:eastAsia="Songti SC" w:cs="Songti SC"/>
                 <w:b w:val="0"/>
                 <w:sz w:val="18"/>
               </w:rPr>
-              <w:t>结构审查已规划；批准工具报告待补</w:t>
+              <w:t>methodology 0 违规；CDC 仅两级 RX 同步器的 CDC-3 Info ×1；待独立批准</w:t>
             </w:r>
           </w:p>
         </w:tc>
@@ -5964,7 +6193,7 @@
             <w:r/>
             <w:r>
               <w:rPr>
-                <w:rFonts w:ascii="FangSong_GB2312" w:hAnsi="FangSong_GB2312" w:eastAsia="FangSong_GB2312" w:cs="FangSong_GB2312"/>
+                <w:rFonts w:ascii="Songti SC" w:hAnsi="Songti SC" w:eastAsia="Songti SC" w:cs="Songti SC"/>
                 <w:b w:val="0"/>
                 <w:sz w:val="18"/>
               </w:rPr>
@@ -5990,7 +6219,7 @@
             <w:r/>
             <w:r>
               <w:rPr>
-                <w:rFonts w:ascii="FangSong_GB2312" w:hAnsi="FangSong_GB2312" w:eastAsia="FangSong_GB2312" w:cs="FangSong_GB2312"/>
+                <w:rFonts w:ascii="Songti SC" w:hAnsi="Songti SC" w:eastAsia="Songti SC" w:cs="Songti SC"/>
                 <w:b w:val="0"/>
                 <w:sz w:val="18"/>
               </w:rPr>
@@ -6016,11 +6245,11 @@
             <w:r/>
             <w:r>
               <w:rPr>
-                <w:rFonts w:ascii="FangSong_GB2312" w:hAnsi="FangSong_GB2312" w:eastAsia="FangSong_GB2312" w:cs="FangSong_GB2312"/>
+                <w:rFonts w:ascii="Songti SC" w:hAnsi="Songti SC" w:eastAsia="Songti SC" w:cs="Songti SC"/>
                 <w:b w:val="0"/>
                 <w:sz w:val="18"/>
               </w:rPr>
-              <w:t>综合/STA；I/O 闭合不在当前证据范围</w:t>
+              <w:t>55 LUT/62 FF、0 BRAM/DSP；WNS 7.630 ns、WHS 0.093 ns；exploratory candidate</w:t>
             </w:r>
           </w:p>
         </w:tc>
@@ -6044,7 +6273,7 @@
             <w:r/>
             <w:r>
               <w:rPr>
-                <w:rFonts w:ascii="FangSong_GB2312" w:hAnsi="FangSong_GB2312" w:eastAsia="FangSong_GB2312" w:cs="FangSong_GB2312"/>
+                <w:rFonts w:ascii="Songti SC" w:hAnsi="Songti SC" w:eastAsia="Songti SC" w:cs="Songti SC"/>
                 <w:b w:val="0"/>
                 <w:sz w:val="18"/>
               </w:rPr>
@@ -6070,7 +6299,7 @@
             <w:r/>
             <w:r>
               <w:rPr>
-                <w:rFonts w:ascii="FangSong_GB2312" w:hAnsi="FangSong_GB2312" w:eastAsia="FangSong_GB2312" w:cs="FangSong_GB2312"/>
+                <w:rFonts w:ascii="Songti SC" w:hAnsi="Songti SC" w:eastAsia="Songti SC" w:cs="Songti SC"/>
                 <w:b w:val="0"/>
                 <w:sz w:val="18"/>
               </w:rPr>
@@ -6096,7 +6325,7 @@
             <w:r/>
             <w:r>
               <w:rPr>
-                <w:rFonts w:ascii="FangSong_GB2312" w:hAnsi="FangSong_GB2312" w:eastAsia="FangSong_GB2312" w:cs="FangSong_GB2312"/>
+                <w:rFonts w:ascii="Songti SC" w:hAnsi="Songti SC" w:eastAsia="Songti SC" w:cs="Songti SC"/>
                 <w:b w:val="0"/>
                 <w:sz w:val="18"/>
               </w:rPr>
@@ -6124,7 +6353,7 @@
             <w:r/>
             <w:r>
               <w:rPr>
-                <w:rFonts w:ascii="FangSong_GB2312" w:hAnsi="FangSong_GB2312" w:eastAsia="FangSong_GB2312" w:cs="FangSong_GB2312"/>
+                <w:rFonts w:ascii="Songti SC" w:hAnsi="Songti SC" w:eastAsia="Songti SC" w:cs="Songti SC"/>
                 <w:b w:val="0"/>
                 <w:sz w:val="18"/>
               </w:rPr>
@@ -6150,7 +6379,7 @@
             <w:r/>
             <w:r>
               <w:rPr>
-                <w:rFonts w:ascii="FangSong_GB2312" w:hAnsi="FangSong_GB2312" w:eastAsia="FangSong_GB2312" w:cs="FangSong_GB2312"/>
+                <w:rFonts w:ascii="Songti SC" w:hAnsi="Songti SC" w:eastAsia="Songti SC" w:cs="Songti SC"/>
                 <w:b w:val="0"/>
                 <w:sz w:val="18"/>
               </w:rPr>
@@ -6176,7 +6405,7 @@
             <w:r/>
             <w:r>
               <w:rPr>
-                <w:rFonts w:ascii="FangSong_GB2312" w:hAnsi="FangSong_GB2312" w:eastAsia="FangSong_GB2312" w:cs="FangSong_GB2312"/>
+                <w:rFonts w:ascii="Songti SC" w:hAnsi="Songti SC" w:eastAsia="Songti SC" w:cs="Songti SC"/>
                 <w:b w:val="0"/>
                 <w:sz w:val="18"/>
               </w:rPr>
@@ -6204,7 +6433,7 @@
             <w:r/>
             <w:r>
               <w:rPr>
-                <w:rFonts w:ascii="FangSong_GB2312" w:hAnsi="FangSong_GB2312" w:eastAsia="FangSong_GB2312" w:cs="FangSong_GB2312"/>
+                <w:rFonts w:ascii="Songti SC" w:hAnsi="Songti SC" w:eastAsia="Songti SC" w:cs="Songti SC"/>
                 <w:b w:val="0"/>
                 <w:sz w:val="18"/>
               </w:rPr>
@@ -6230,7 +6459,7 @@
             <w:r/>
             <w:r>
               <w:rPr>
-                <w:rFonts w:ascii="FangSong_GB2312" w:hAnsi="FangSong_GB2312" w:eastAsia="FangSong_GB2312" w:cs="FangSong_GB2312"/>
+                <w:rFonts w:ascii="Songti SC" w:hAnsi="Songti SC" w:eastAsia="Songti SC" w:cs="Songti SC"/>
                 <w:b w:val="0"/>
                 <w:sz w:val="18"/>
               </w:rPr>
@@ -6256,7 +6485,7 @@
             <w:r/>
             <w:r>
               <w:rPr>
-                <w:rFonts w:ascii="FangSong_GB2312" w:hAnsi="FangSong_GB2312" w:eastAsia="FangSong_GB2312" w:cs="FangSong_GB2312"/>
+                <w:rFonts w:ascii="Songti SC" w:hAnsi="Songti SC" w:eastAsia="Songti SC" w:cs="Songti SC"/>
                 <w:b w:val="0"/>
                 <w:sz w:val="18"/>
               </w:rPr>
@@ -6284,7 +6513,7 @@
             <w:r/>
             <w:r>
               <w:rPr>
-                <w:rFonts w:ascii="FangSong_GB2312" w:hAnsi="FangSong_GB2312" w:eastAsia="FangSong_GB2312" w:cs="FangSong_GB2312"/>
+                <w:rFonts w:ascii="Songti SC" w:hAnsi="Songti SC" w:eastAsia="Songti SC" w:cs="Songti SC"/>
                 <w:b w:val="0"/>
                 <w:sz w:val="18"/>
               </w:rPr>
@@ -6310,7 +6539,7 @@
             <w:r/>
             <w:r>
               <w:rPr>
-                <w:rFonts w:ascii="FangSong_GB2312" w:hAnsi="FangSong_GB2312" w:eastAsia="FangSong_GB2312" w:cs="FangSong_GB2312"/>
+                <w:rFonts w:ascii="Songti SC" w:hAnsi="Songti SC" w:eastAsia="Songti SC" w:cs="Songti SC"/>
                 <w:b w:val="0"/>
                 <w:sz w:val="18"/>
               </w:rPr>
@@ -6336,7 +6565,7 @@
             <w:r/>
             <w:r>
               <w:rPr>
-                <w:rFonts w:ascii="FangSong_GB2312" w:hAnsi="FangSong_GB2312" w:eastAsia="FangSong_GB2312" w:cs="FangSong_GB2312"/>
+                <w:rFonts w:ascii="Songti SC" w:hAnsi="Songti SC" w:eastAsia="Songti SC" w:cs="Songti SC"/>
                 <w:b w:val="0"/>
                 <w:sz w:val="18"/>
               </w:rPr>
@@ -6364,7 +6593,7 @@
             <w:r/>
             <w:r>
               <w:rPr>
-                <w:rFonts w:ascii="FangSong_GB2312" w:hAnsi="FangSong_GB2312" w:eastAsia="FangSong_GB2312" w:cs="FangSong_GB2312"/>
+                <w:rFonts w:ascii="Songti SC" w:hAnsi="Songti SC" w:eastAsia="Songti SC" w:cs="Songti SC"/>
                 <w:b w:val="0"/>
                 <w:sz w:val="18"/>
               </w:rPr>
@@ -6390,7 +6619,7 @@
             <w:r/>
             <w:r>
               <w:rPr>
-                <w:rFonts w:ascii="FangSong_GB2312" w:hAnsi="FangSong_GB2312" w:eastAsia="FangSong_GB2312" w:cs="FangSong_GB2312"/>
+                <w:rFonts w:ascii="Songti SC" w:hAnsi="Songti SC" w:eastAsia="Songti SC" w:cs="Songti SC"/>
                 <w:b w:val="0"/>
                 <w:sz w:val="18"/>
               </w:rPr>
@@ -6416,7 +6645,7 @@
             <w:r/>
             <w:r>
               <w:rPr>
-                <w:rFonts w:ascii="FangSong_GB2312" w:hAnsi="FangSong_GB2312" w:eastAsia="FangSong_GB2312" w:cs="FangSong_GB2312"/>
+                <w:rFonts w:ascii="Songti SC" w:hAnsi="Songti SC" w:eastAsia="Songti SC" w:cs="Songti SC"/>
                 <w:b w:val="0"/>
                 <w:sz w:val="18"/>
               </w:rPr>
@@ -6476,7 +6705,7 @@
             <w:r/>
             <w:r>
               <w:rPr>
-                <w:rFonts w:ascii="FangSong_GB2312" w:hAnsi="FangSong_GB2312" w:eastAsia="FangSong_GB2312" w:cs="FangSong_GB2312"/>
+                <w:rFonts w:ascii="Songti SC" w:hAnsi="Songti SC" w:eastAsia="Songti SC" w:cs="Songti SC"/>
                 <w:b/>
                 <w:sz w:val="18"/>
               </w:rPr>
@@ -6503,7 +6732,7 @@
             <w:r/>
             <w:r>
               <w:rPr>
-                <w:rFonts w:ascii="FangSong_GB2312" w:hAnsi="FangSong_GB2312" w:eastAsia="FangSong_GB2312" w:cs="FangSong_GB2312"/>
+                <w:rFonts w:ascii="Songti SC" w:hAnsi="Songti SC" w:eastAsia="Songti SC" w:cs="Songti SC"/>
                 <w:b/>
                 <w:sz w:val="18"/>
               </w:rPr>
@@ -6530,7 +6759,7 @@
             <w:r/>
             <w:r>
               <w:rPr>
-                <w:rFonts w:ascii="FangSong_GB2312" w:hAnsi="FangSong_GB2312" w:eastAsia="FangSong_GB2312" w:cs="FangSong_GB2312"/>
+                <w:rFonts w:ascii="Songti SC" w:hAnsi="Songti SC" w:eastAsia="Songti SC" w:cs="Songti SC"/>
                 <w:b/>
                 <w:sz w:val="18"/>
               </w:rPr>
@@ -6557,7 +6786,7 @@
             <w:r/>
             <w:r>
               <w:rPr>
-                <w:rFonts w:ascii="FangSong_GB2312" w:hAnsi="FangSong_GB2312" w:eastAsia="FangSong_GB2312" w:cs="FangSong_GB2312"/>
+                <w:rFonts w:ascii="Songti SC" w:hAnsi="Songti SC" w:eastAsia="Songti SC" w:cs="Songti SC"/>
                 <w:b/>
                 <w:sz w:val="18"/>
               </w:rPr>
@@ -6585,7 +6814,7 @@
             <w:r/>
             <w:r>
               <w:rPr>
-                <w:rFonts w:ascii="FangSong_GB2312" w:hAnsi="FangSong_GB2312" w:eastAsia="FangSong_GB2312" w:cs="FangSong_GB2312"/>
+                <w:rFonts w:ascii="Songti SC" w:hAnsi="Songti SC" w:eastAsia="Songti SC" w:cs="Songti SC"/>
                 <w:b w:val="0"/>
                 <w:sz w:val="18"/>
               </w:rPr>
@@ -6611,7 +6840,7 @@
             <w:r/>
             <w:r>
               <w:rPr>
-                <w:rFonts w:ascii="FangSong_GB2312" w:hAnsi="FangSong_GB2312" w:eastAsia="FangSong_GB2312" w:cs="FangSong_GB2312"/>
+                <w:rFonts w:ascii="Songti SC" w:hAnsi="Songti SC" w:eastAsia="Songti SC" w:cs="Songti SC"/>
                 <w:b w:val="0"/>
                 <w:sz w:val="18"/>
               </w:rPr>
@@ -6637,7 +6866,7 @@
             <w:r/>
             <w:r>
               <w:rPr>
-                <w:rFonts w:ascii="FangSong_GB2312" w:hAnsi="FangSong_GB2312" w:eastAsia="FangSong_GB2312" w:cs="FangSong_GB2312"/>
+                <w:rFonts w:ascii="Songti SC" w:hAnsi="Songti SC" w:eastAsia="Songti SC" w:cs="Songti SC"/>
                 <w:b w:val="0"/>
                 <w:sz w:val="18"/>
               </w:rPr>
@@ -6663,7 +6892,7 @@
             <w:r/>
             <w:r>
               <w:rPr>
-                <w:rFonts w:ascii="FangSong_GB2312" w:hAnsi="FangSong_GB2312" w:eastAsia="FangSong_GB2312" w:cs="FangSong_GB2312"/>
+                <w:rFonts w:ascii="Songti SC" w:hAnsi="Songti SC" w:eastAsia="Songti SC" w:cs="Songti SC"/>
                 <w:b w:val="0"/>
                 <w:sz w:val="18"/>
               </w:rPr>
@@ -6691,7 +6920,7 @@
             <w:r/>
             <w:r>
               <w:rPr>
-                <w:rFonts w:ascii="FangSong_GB2312" w:hAnsi="FangSong_GB2312" w:eastAsia="FangSong_GB2312" w:cs="FangSong_GB2312"/>
+                <w:rFonts w:ascii="Songti SC" w:hAnsi="Songti SC" w:eastAsia="Songti SC" w:cs="Songti SC"/>
                 <w:b w:val="0"/>
                 <w:sz w:val="18"/>
               </w:rPr>
@@ -6717,7 +6946,7 @@
             <w:r/>
             <w:r>
               <w:rPr>
-                <w:rFonts w:ascii="FangSong_GB2312" w:hAnsi="FangSong_GB2312" w:eastAsia="FangSong_GB2312" w:cs="FangSong_GB2312"/>
+                <w:rFonts w:ascii="Songti SC" w:hAnsi="Songti SC" w:eastAsia="Songti SC" w:cs="Songti SC"/>
                 <w:b w:val="0"/>
                 <w:sz w:val="18"/>
               </w:rPr>
@@ -6743,7 +6972,7 @@
             <w:r/>
             <w:r>
               <w:rPr>
-                <w:rFonts w:ascii="FangSong_GB2312" w:hAnsi="FangSong_GB2312" w:eastAsia="FangSong_GB2312" w:cs="FangSong_GB2312"/>
+                <w:rFonts w:ascii="Songti SC" w:hAnsi="Songti SC" w:eastAsia="Songti SC" w:cs="Songti SC"/>
                 <w:b w:val="0"/>
                 <w:sz w:val="18"/>
               </w:rPr>
@@ -6769,7 +6998,7 @@
             <w:r/>
             <w:r>
               <w:rPr>
-                <w:rFonts w:ascii="FangSong_GB2312" w:hAnsi="FangSong_GB2312" w:eastAsia="FangSong_GB2312" w:cs="FangSong_GB2312"/>
+                <w:rFonts w:ascii="Songti SC" w:hAnsi="Songti SC" w:eastAsia="Songti SC" w:cs="Songti SC"/>
                 <w:b w:val="0"/>
                 <w:sz w:val="18"/>
               </w:rPr>
@@ -6797,7 +7026,7 @@
             <w:r/>
             <w:r>
               <w:rPr>
-                <w:rFonts w:ascii="FangSong_GB2312" w:hAnsi="FangSong_GB2312" w:eastAsia="FangSong_GB2312" w:cs="FangSong_GB2312"/>
+                <w:rFonts w:ascii="Songti SC" w:hAnsi="Songti SC" w:eastAsia="Songti SC" w:cs="Songti SC"/>
                 <w:b w:val="0"/>
                 <w:sz w:val="18"/>
               </w:rPr>
@@ -6823,7 +7052,7 @@
             <w:r/>
             <w:r>
               <w:rPr>
-                <w:rFonts w:ascii="FangSong_GB2312" w:hAnsi="FangSong_GB2312" w:eastAsia="FangSong_GB2312" w:cs="FangSong_GB2312"/>
+                <w:rFonts w:ascii="Songti SC" w:hAnsi="Songti SC" w:eastAsia="Songti SC" w:cs="Songti SC"/>
                 <w:b w:val="0"/>
                 <w:sz w:val="18"/>
               </w:rPr>
@@ -6849,7 +7078,7 @@
             <w:r/>
             <w:r>
               <w:rPr>
-                <w:rFonts w:ascii="FangSong_GB2312" w:hAnsi="FangSong_GB2312" w:eastAsia="FangSong_GB2312" w:cs="FangSong_GB2312"/>
+                <w:rFonts w:ascii="Songti SC" w:hAnsi="Songti SC" w:eastAsia="Songti SC" w:cs="Songti SC"/>
                 <w:b w:val="0"/>
                 <w:sz w:val="18"/>
               </w:rPr>
@@ -6875,11 +7104,11 @@
             <w:r/>
             <w:r>
               <w:rPr>
-                <w:rFonts w:ascii="FangSong_GB2312" w:hAnsi="FangSong_GB2312" w:eastAsia="FangSong_GB2312" w:cs="FangSong_GB2312"/>
+                <w:rFonts w:ascii="Songti SC" w:hAnsi="Songti SC" w:eastAsia="Songti SC" w:cs="Songti SC"/>
                 <w:b w:val="0"/>
                 <w:sz w:val="18"/>
               </w:rPr>
-              <w:t>9600 历史 exploratory 已执行；正式待执行</w:t>
+              <w:t>历史回归已执行；正式待执行</w:t>
             </w:r>
           </w:p>
         </w:tc>
@@ -6903,7 +7132,7 @@
             <w:r/>
             <w:r>
               <w:rPr>
-                <w:rFonts w:ascii="FangSong_GB2312" w:hAnsi="FangSong_GB2312" w:eastAsia="FangSong_GB2312" w:cs="FangSong_GB2312"/>
+                <w:rFonts w:ascii="Songti SC" w:hAnsi="Songti SC" w:eastAsia="Songti SC" w:cs="Songti SC"/>
                 <w:b w:val="0"/>
                 <w:sz w:val="18"/>
               </w:rPr>
@@ -6929,7 +7158,7 @@
             <w:r/>
             <w:r>
               <w:rPr>
-                <w:rFonts w:ascii="FangSong_GB2312" w:hAnsi="FangSong_GB2312" w:eastAsia="FangSong_GB2312" w:cs="FangSong_GB2312"/>
+                <w:rFonts w:ascii="Songti SC" w:hAnsi="Songti SC" w:eastAsia="Songti SC" w:cs="Songti SC"/>
                 <w:b w:val="0"/>
                 <w:sz w:val="18"/>
               </w:rPr>
@@ -6955,7 +7184,7 @@
             <w:r/>
             <w:r>
               <w:rPr>
-                <w:rFonts w:ascii="FangSong_GB2312" w:hAnsi="FangSong_GB2312" w:eastAsia="FangSong_GB2312" w:cs="FangSong_GB2312"/>
+                <w:rFonts w:ascii="Songti SC" w:hAnsi="Songti SC" w:eastAsia="Songti SC" w:cs="Songti SC"/>
                 <w:b w:val="0"/>
                 <w:sz w:val="18"/>
               </w:rPr>
@@ -6981,11 +7210,11 @@
             <w:r/>
             <w:r>
               <w:rPr>
-                <w:rFonts w:ascii="FangSong_GB2312" w:hAnsi="FangSong_GB2312" w:eastAsia="FangSong_GB2312" w:cs="FangSong_GB2312"/>
+                <w:rFonts w:ascii="Songti SC" w:hAnsi="Songti SC" w:eastAsia="Songti SC" w:cs="Songti SC"/>
                 <w:b w:val="0"/>
                 <w:sz w:val="18"/>
               </w:rPr>
-              <w:t>9600 历史 exploratory 已执行；115200 与正式回归待执行</w:t>
+              <w:t>当前 VC709/690T 两组均 10/10 exploratory 完成；正式回归待批准</w:t>
             </w:r>
           </w:p>
         </w:tc>
@@ -7009,7 +7238,113 @@
             <w:r/>
             <w:r>
               <w:rPr>
-                <w:rFonts w:ascii="FangSong_GB2312" w:hAnsi="FangSong_GB2312" w:eastAsia="FangSong_GB2312" w:cs="FangSong_GB2312"/>
+                <w:rFonts w:ascii="Songti SC" w:hAnsi="Songti SC" w:eastAsia="Songti SC" w:cs="Songti SC"/>
+                <w:b w:val="0"/>
+                <w:sz w:val="18"/>
+              </w:rPr>
+              <w:t>静态/实现</w:t>
+            </w:r>
+          </w:p>
+        </w:tc>
+        <w:tc>
+          <w:tcPr>
+            <w:tcW w:type="dxa" w:w="1805"/>
+            <w:vAlign w:val="center"/>
+            <w:tcMar>
+              <w:top w:w="80" w:type="dxa"/>
+              <w:start w:w="120" w:type="dxa"/>
+              <w:bottom w:w="80" w:type="dxa"/>
+              <w:end w:w="120" w:type="dxa"/>
+            </w:tcMar>
+          </w:tcPr>
+          <w:p>
+            <w:pPr>
+              <w:spacing w:after="0"/>
+            </w:pPr>
+            <w:r/>
+            <w:r>
+              <w:rPr>
+                <w:rFonts w:ascii="Songti SC" w:hAnsi="Songti SC" w:eastAsia="Songti SC" w:cs="Songti SC"/>
+                <w:b w:val="0"/>
+                <w:sz w:val="18"/>
+              </w:rPr>
+              <w:t>query、validate、synthesize、route、methodology/CDC/DRC/STA</w:t>
+            </w:r>
+          </w:p>
+        </w:tc>
+        <w:tc>
+          <w:tcPr>
+            <w:tcW w:type="dxa" w:w="4059"/>
+            <w:vAlign w:val="center"/>
+            <w:tcMar>
+              <w:top w:w="80" w:type="dxa"/>
+              <w:start w:w="120" w:type="dxa"/>
+              <w:bottom w:w="80" w:type="dxa"/>
+              <w:end w:w="120" w:type="dxa"/>
+            </w:tcMar>
+          </w:tcPr>
+          <w:p>
+            <w:pPr>
+              <w:spacing w:after="0"/>
+            </w:pPr>
+            <w:r/>
+            <w:r>
+              <w:rPr>
+                <w:rFonts w:ascii="Songti SC" w:hAnsi="Songti SC" w:eastAsia="Songti SC" w:cs="Songti SC"/>
+                <w:b w:val="0"/>
+                <w:sz w:val="18"/>
+              </w:rPr>
+              <w:t>精确 part/profile/输入哈希绑定；不生成 bitstream</w:t>
+            </w:r>
+          </w:p>
+        </w:tc>
+        <w:tc>
+          <w:tcPr>
+            <w:tcW w:type="dxa" w:w="1807"/>
+            <w:vAlign w:val="center"/>
+            <w:tcMar>
+              <w:top w:w="80" w:type="dxa"/>
+              <w:start w:w="120" w:type="dxa"/>
+              <w:bottom w:w="80" w:type="dxa"/>
+              <w:end w:w="120" w:type="dxa"/>
+            </w:tcMar>
+          </w:tcPr>
+          <w:p>
+            <w:pPr>
+              <w:spacing w:after="0"/>
+            </w:pPr>
+            <w:r/>
+            <w:r>
+              <w:rPr>
+                <w:rFonts w:ascii="Songti SC" w:hAnsi="Songti SC" w:eastAsia="Songti SC" w:cs="Songti SC"/>
+                <w:b w:val="0"/>
+                <w:sz w:val="18"/>
+              </w:rPr>
+              <w:t>exploratory 完成；独立复核/正式运行待执行</w:t>
+            </w:r>
+          </w:p>
+        </w:tc>
+      </w:tr>
+      <w:tr>
+        <w:tc>
+          <w:tcPr>
+            <w:tcW w:type="dxa" w:w="1354"/>
+            <w:vAlign w:val="center"/>
+            <w:tcMar>
+              <w:top w:w="80" w:type="dxa"/>
+              <w:start w:w="120" w:type="dxa"/>
+              <w:bottom w:w="80" w:type="dxa"/>
+              <w:end w:w="120" w:type="dxa"/>
+            </w:tcMar>
+          </w:tcPr>
+          <w:p>
+            <w:pPr>
+              <w:spacing w:after="0"/>
+            </w:pPr>
+            <w:r/>
+            <w:r>
+              <w:rPr>
+                <w:rFonts w:ascii="Songti SC" w:hAnsi="Songti SC" w:eastAsia="Songti SC" w:cs="Songti SC"/>
                 <w:b w:val="0"/>
                 <w:sz w:val="18"/>
               </w:rPr>
@@ -7035,7 +7370,7 @@
             <w:r/>
             <w:r>
               <w:rPr>
-                <w:rFonts w:ascii="FangSong_GB2312" w:hAnsi="FangSong_GB2312" w:eastAsia="FangSong_GB2312" w:cs="FangSong_GB2312"/>
+                <w:rFonts w:ascii="Songti SC" w:hAnsi="Songti SC" w:eastAsia="Songti SC" w:cs="Songti SC"/>
                 <w:b w:val="0"/>
                 <w:sz w:val="18"/>
               </w:rPr>
@@ -7061,7 +7396,7 @@
             <w:r/>
             <w:r>
               <w:rPr>
-                <w:rFonts w:ascii="FangSong_GB2312" w:hAnsi="FangSong_GB2312" w:eastAsia="FangSong_GB2312" w:cs="FangSong_GB2312"/>
+                <w:rFonts w:ascii="Songti SC" w:hAnsi="Songti SC" w:eastAsia="Songti SC" w:cs="Songti SC"/>
                 <w:b w:val="0"/>
                 <w:sz w:val="18"/>
               </w:rPr>
@@ -7087,7 +7422,7 @@
             <w:r/>
             <w:r>
               <w:rPr>
-                <w:rFonts w:ascii="FangSong_GB2312" w:hAnsi="FangSong_GB2312" w:eastAsia="FangSong_GB2312" w:cs="FangSong_GB2312"/>
+                <w:rFonts w:ascii="Songti SC" w:hAnsi="Songti SC" w:eastAsia="Songti SC" w:cs="Songti SC"/>
                 <w:b w:val="0"/>
                 <w:sz w:val="18"/>
               </w:rPr>
@@ -7150,7 +7485,7 @@
             <w:r/>
             <w:r>
               <w:rPr>
-                <w:rFonts w:ascii="FangSong_GB2312" w:hAnsi="FangSong_GB2312" w:eastAsia="FangSong_GB2312" w:cs="FangSong_GB2312"/>
+                <w:rFonts w:ascii="Songti SC" w:hAnsi="Songti SC" w:eastAsia="Songti SC" w:cs="Songti SC"/>
                 <w:b/>
                 <w:sz w:val="18"/>
               </w:rPr>
@@ -7177,7 +7512,7 @@
             <w:r/>
             <w:r>
               <w:rPr>
-                <w:rFonts w:ascii="FangSong_GB2312" w:hAnsi="FangSong_GB2312" w:eastAsia="FangSong_GB2312" w:cs="FangSong_GB2312"/>
+                <w:rFonts w:ascii="Songti SC" w:hAnsi="Songti SC" w:eastAsia="Songti SC" w:cs="Songti SC"/>
                 <w:b/>
                 <w:sz w:val="18"/>
               </w:rPr>
@@ -7204,7 +7539,7 @@
             <w:r/>
             <w:r>
               <w:rPr>
-                <w:rFonts w:ascii="FangSong_GB2312" w:hAnsi="FangSong_GB2312" w:eastAsia="FangSong_GB2312" w:cs="FangSong_GB2312"/>
+                <w:rFonts w:ascii="Songti SC" w:hAnsi="Songti SC" w:eastAsia="Songti SC" w:cs="Songti SC"/>
                 <w:b/>
                 <w:sz w:val="18"/>
               </w:rPr>
@@ -7231,7 +7566,7 @@
             <w:r/>
             <w:r>
               <w:rPr>
-                <w:rFonts w:ascii="FangSong_GB2312" w:hAnsi="FangSong_GB2312" w:eastAsia="FangSong_GB2312" w:cs="FangSong_GB2312"/>
+                <w:rFonts w:ascii="Songti SC" w:hAnsi="Songti SC" w:eastAsia="Songti SC" w:cs="Songti SC"/>
                 <w:b/>
                 <w:sz w:val="18"/>
               </w:rPr>
@@ -7258,7 +7593,7 @@
             <w:r/>
             <w:r>
               <w:rPr>
-                <w:rFonts w:ascii="FangSong_GB2312" w:hAnsi="FangSong_GB2312" w:eastAsia="FangSong_GB2312" w:cs="FangSong_GB2312"/>
+                <w:rFonts w:ascii="Songti SC" w:hAnsi="Songti SC" w:eastAsia="Songti SC" w:cs="Songti SC"/>
                 <w:b/>
                 <w:sz w:val="18"/>
               </w:rPr>
@@ -7285,7 +7620,7 @@
             <w:r/>
             <w:r>
               <w:rPr>
-                <w:rFonts w:ascii="FangSong_GB2312" w:hAnsi="FangSong_GB2312" w:eastAsia="FangSong_GB2312" w:cs="FangSong_GB2312"/>
+                <w:rFonts w:ascii="Songti SC" w:hAnsi="Songti SC" w:eastAsia="Songti SC" w:cs="Songti SC"/>
                 <w:b/>
                 <w:sz w:val="18"/>
               </w:rPr>
@@ -7312,7 +7647,7 @@
             <w:r/>
             <w:r>
               <w:rPr>
-                <w:rFonts w:ascii="FangSong_GB2312" w:hAnsi="FangSong_GB2312" w:eastAsia="FangSong_GB2312" w:cs="FangSong_GB2312"/>
+                <w:rFonts w:ascii="Songti SC" w:hAnsi="Songti SC" w:eastAsia="Songti SC" w:cs="Songti SC"/>
                 <w:b/>
                 <w:sz w:val="18"/>
               </w:rPr>
@@ -7340,7 +7675,7 @@
             <w:r/>
             <w:r>
               <w:rPr>
-                <w:rFonts w:ascii="FangSong_GB2312" w:hAnsi="FangSong_GB2312" w:eastAsia="FangSong_GB2312" w:cs="FangSong_GB2312"/>
+                <w:rFonts w:ascii="Songti SC" w:hAnsi="Songti SC" w:eastAsia="Songti SC" w:cs="Songti SC"/>
                 <w:b w:val="0"/>
                 <w:sz w:val="18"/>
               </w:rPr>
@@ -7366,7 +7701,7 @@
             <w:r/>
             <w:r>
               <w:rPr>
-                <w:rFonts w:ascii="FangSong_GB2312" w:hAnsi="FangSong_GB2312" w:eastAsia="FangSong_GB2312" w:cs="FangSong_GB2312"/>
+                <w:rFonts w:ascii="Songti SC" w:hAnsi="Songti SC" w:eastAsia="Songti SC" w:cs="Songti SC"/>
                 <w:b w:val="0"/>
                 <w:sz w:val="18"/>
               </w:rPr>
@@ -7392,7 +7727,7 @@
             <w:r/>
             <w:r>
               <w:rPr>
-                <w:rFonts w:ascii="FangSong_GB2312" w:hAnsi="FangSong_GB2312" w:eastAsia="FangSong_GB2312" w:cs="FangSong_GB2312"/>
+                <w:rFonts w:ascii="Songti SC" w:hAnsi="Songti SC" w:eastAsia="Songti SC" w:cs="Songti SC"/>
                 <w:b w:val="0"/>
                 <w:sz w:val="18"/>
               </w:rPr>
@@ -7418,7 +7753,7 @@
             <w:r/>
             <w:r>
               <w:rPr>
-                <w:rFonts w:ascii="FangSong_GB2312" w:hAnsi="FangSong_GB2312" w:eastAsia="FangSong_GB2312" w:cs="FangSong_GB2312"/>
+                <w:rFonts w:ascii="Songti SC" w:hAnsi="Songti SC" w:eastAsia="Songti SC" w:cs="Songti SC"/>
                 <w:b w:val="0"/>
                 <w:sz w:val="18"/>
               </w:rPr>
@@ -7444,7 +7779,7 @@
             <w:r/>
             <w:r>
               <w:rPr>
-                <w:rFonts w:ascii="FangSong_GB2312" w:hAnsi="FangSong_GB2312" w:eastAsia="FangSong_GB2312" w:cs="FangSong_GB2312"/>
+                <w:rFonts w:ascii="Songti SC" w:hAnsi="Songti SC" w:eastAsia="Songti SC" w:cs="Songti SC"/>
                 <w:b w:val="0"/>
                 <w:sz w:val="18"/>
               </w:rPr>
@@ -7470,7 +7805,7 @@
             <w:r/>
             <w:r>
               <w:rPr>
-                <w:rFonts w:ascii="FangSong_GB2312" w:hAnsi="FangSong_GB2312" w:eastAsia="FangSong_GB2312" w:cs="FangSong_GB2312"/>
+                <w:rFonts w:ascii="Songti SC" w:hAnsi="Songti SC" w:eastAsia="Songti SC" w:cs="Songti SC"/>
                 <w:b w:val="0"/>
                 <w:sz w:val="18"/>
               </w:rPr>
@@ -7496,7 +7831,7 @@
             <w:r/>
             <w:r>
               <w:rPr>
-                <w:rFonts w:ascii="FangSong_GB2312" w:hAnsi="FangSong_GB2312" w:eastAsia="FangSong_GB2312" w:cs="FangSong_GB2312"/>
+                <w:rFonts w:ascii="Songti SC" w:hAnsi="Songti SC" w:eastAsia="Songti SC" w:cs="Songti SC"/>
                 <w:b w:val="0"/>
                 <w:sz w:val="18"/>
               </w:rPr>
@@ -7524,7 +7859,7 @@
             <w:r/>
             <w:r>
               <w:rPr>
-                <w:rFonts w:ascii="FangSong_GB2312" w:hAnsi="FangSong_GB2312" w:eastAsia="FangSong_GB2312" w:cs="FangSong_GB2312"/>
+                <w:rFonts w:ascii="Songti SC" w:hAnsi="Songti SC" w:eastAsia="Songti SC" w:cs="Songti SC"/>
                 <w:b w:val="0"/>
                 <w:sz w:val="18"/>
               </w:rPr>
@@ -7550,7 +7885,7 @@
             <w:r/>
             <w:r>
               <w:rPr>
-                <w:rFonts w:ascii="FangSong_GB2312" w:hAnsi="FangSong_GB2312" w:eastAsia="FangSong_GB2312" w:cs="FangSong_GB2312"/>
+                <w:rFonts w:ascii="Songti SC" w:hAnsi="Songti SC" w:eastAsia="Songti SC" w:cs="Songti SC"/>
                 <w:b w:val="0"/>
                 <w:sz w:val="18"/>
               </w:rPr>
@@ -7576,7 +7911,7 @@
             <w:r/>
             <w:r>
               <w:rPr>
-                <w:rFonts w:ascii="FangSong_GB2312" w:hAnsi="FangSong_GB2312" w:eastAsia="FangSong_GB2312" w:cs="FangSong_GB2312"/>
+                <w:rFonts w:ascii="Songti SC" w:hAnsi="Songti SC" w:eastAsia="Songti SC" w:cs="Songti SC"/>
                 <w:b w:val="0"/>
                 <w:sz w:val="18"/>
               </w:rPr>
@@ -7602,7 +7937,7 @@
             <w:r/>
             <w:r>
               <w:rPr>
-                <w:rFonts w:ascii="FangSong_GB2312" w:hAnsi="FangSong_GB2312" w:eastAsia="FangSong_GB2312" w:cs="FangSong_GB2312"/>
+                <w:rFonts w:ascii="Songti SC" w:hAnsi="Songti SC" w:eastAsia="Songti SC" w:cs="Songti SC"/>
                 <w:b w:val="0"/>
                 <w:sz w:val="18"/>
               </w:rPr>
@@ -7628,7 +7963,7 @@
             <w:r/>
             <w:r>
               <w:rPr>
-                <w:rFonts w:ascii="FangSong_GB2312" w:hAnsi="FangSong_GB2312" w:eastAsia="FangSong_GB2312" w:cs="FangSong_GB2312"/>
+                <w:rFonts w:ascii="Songti SC" w:hAnsi="Songti SC" w:eastAsia="Songti SC" w:cs="Songti SC"/>
                 <w:b w:val="0"/>
                 <w:sz w:val="18"/>
               </w:rPr>
@@ -7654,7 +7989,7 @@
             <w:r/>
             <w:r>
               <w:rPr>
-                <w:rFonts w:ascii="FangSong_GB2312" w:hAnsi="FangSong_GB2312" w:eastAsia="FangSong_GB2312" w:cs="FangSong_GB2312"/>
+                <w:rFonts w:ascii="Songti SC" w:hAnsi="Songti SC" w:eastAsia="Songti SC" w:cs="Songti SC"/>
                 <w:b w:val="0"/>
                 <w:sz w:val="18"/>
               </w:rPr>
@@ -7680,7 +8015,7 @@
             <w:r/>
             <w:r>
               <w:rPr>
-                <w:rFonts w:ascii="FangSong_GB2312" w:hAnsi="FangSong_GB2312" w:eastAsia="FangSong_GB2312" w:cs="FangSong_GB2312"/>
+                <w:rFonts w:ascii="Songti SC" w:hAnsi="Songti SC" w:eastAsia="Songti SC" w:cs="Songti SC"/>
                 <w:b w:val="0"/>
                 <w:sz w:val="18"/>
               </w:rPr>
@@ -7708,7 +8043,7 @@
             <w:r/>
             <w:r>
               <w:rPr>
-                <w:rFonts w:ascii="FangSong_GB2312" w:hAnsi="FangSong_GB2312" w:eastAsia="FangSong_GB2312" w:cs="FangSong_GB2312"/>
+                <w:rFonts w:ascii="Songti SC" w:hAnsi="Songti SC" w:eastAsia="Songti SC" w:cs="Songti SC"/>
                 <w:b w:val="0"/>
                 <w:sz w:val="18"/>
               </w:rPr>
@@ -7734,7 +8069,7 @@
             <w:r/>
             <w:r>
               <w:rPr>
-                <w:rFonts w:ascii="FangSong_GB2312" w:hAnsi="FangSong_GB2312" w:eastAsia="FangSong_GB2312" w:cs="FangSong_GB2312"/>
+                <w:rFonts w:ascii="Songti SC" w:hAnsi="Songti SC" w:eastAsia="Songti SC" w:cs="Songti SC"/>
                 <w:b w:val="0"/>
                 <w:sz w:val="18"/>
               </w:rPr>
@@ -7760,7 +8095,7 @@
             <w:r/>
             <w:r>
               <w:rPr>
-                <w:rFonts w:ascii="FangSong_GB2312" w:hAnsi="FangSong_GB2312" w:eastAsia="FangSong_GB2312" w:cs="FangSong_GB2312"/>
+                <w:rFonts w:ascii="Songti SC" w:hAnsi="Songti SC" w:eastAsia="Songti SC" w:cs="Songti SC"/>
                 <w:b w:val="0"/>
                 <w:sz w:val="18"/>
               </w:rPr>
@@ -7786,7 +8121,7 @@
             <w:r/>
             <w:r>
               <w:rPr>
-                <w:rFonts w:ascii="FangSong_GB2312" w:hAnsi="FangSong_GB2312" w:eastAsia="FangSong_GB2312" w:cs="FangSong_GB2312"/>
+                <w:rFonts w:ascii="Songti SC" w:hAnsi="Songti SC" w:eastAsia="Songti SC" w:cs="Songti SC"/>
                 <w:b w:val="0"/>
                 <w:sz w:val="18"/>
               </w:rPr>
@@ -7812,7 +8147,7 @@
             <w:r/>
             <w:r>
               <w:rPr>
-                <w:rFonts w:ascii="FangSong_GB2312" w:hAnsi="FangSong_GB2312" w:eastAsia="FangSong_GB2312" w:cs="FangSong_GB2312"/>
+                <w:rFonts w:ascii="Songti SC" w:hAnsi="Songti SC" w:eastAsia="Songti SC" w:cs="Songti SC"/>
                 <w:b w:val="0"/>
                 <w:sz w:val="18"/>
               </w:rPr>
@@ -7838,7 +8173,7 @@
             <w:r/>
             <w:r>
               <w:rPr>
-                <w:rFonts w:ascii="FangSong_GB2312" w:hAnsi="FangSong_GB2312" w:eastAsia="FangSong_GB2312" w:cs="FangSong_GB2312"/>
+                <w:rFonts w:ascii="Songti SC" w:hAnsi="Songti SC" w:eastAsia="Songti SC" w:cs="Songti SC"/>
                 <w:b w:val="0"/>
                 <w:sz w:val="18"/>
               </w:rPr>
@@ -7864,7 +8199,7 @@
             <w:r/>
             <w:r>
               <w:rPr>
-                <w:rFonts w:ascii="FangSong_GB2312" w:hAnsi="FangSong_GB2312" w:eastAsia="FangSong_GB2312" w:cs="FangSong_GB2312"/>
+                <w:rFonts w:ascii="Songti SC" w:hAnsi="Songti SC" w:eastAsia="Songti SC" w:cs="Songti SC"/>
                 <w:b w:val="0"/>
                 <w:sz w:val="18"/>
               </w:rPr>
@@ -7892,7 +8227,7 @@
             <w:r/>
             <w:r>
               <w:rPr>
-                <w:rFonts w:ascii="FangSong_GB2312" w:hAnsi="FangSong_GB2312" w:eastAsia="FangSong_GB2312" w:cs="FangSong_GB2312"/>
+                <w:rFonts w:ascii="Songti SC" w:hAnsi="Songti SC" w:eastAsia="Songti SC" w:cs="Songti SC"/>
                 <w:b w:val="0"/>
                 <w:sz w:val="18"/>
               </w:rPr>
@@ -7918,7 +8253,7 @@
             <w:r/>
             <w:r>
               <w:rPr>
-                <w:rFonts w:ascii="FangSong_GB2312" w:hAnsi="FangSong_GB2312" w:eastAsia="FangSong_GB2312" w:cs="FangSong_GB2312"/>
+                <w:rFonts w:ascii="Songti SC" w:hAnsi="Songti SC" w:eastAsia="Songti SC" w:cs="Songti SC"/>
                 <w:b w:val="0"/>
                 <w:sz w:val="18"/>
               </w:rPr>
@@ -7944,7 +8279,7 @@
             <w:r/>
             <w:r>
               <w:rPr>
-                <w:rFonts w:ascii="FangSong_GB2312" w:hAnsi="FangSong_GB2312" w:eastAsia="FangSong_GB2312" w:cs="FangSong_GB2312"/>
+                <w:rFonts w:ascii="Songti SC" w:hAnsi="Songti SC" w:eastAsia="Songti SC" w:cs="Songti SC"/>
                 <w:b w:val="0"/>
                 <w:sz w:val="18"/>
               </w:rPr>
@@ -7970,7 +8305,7 @@
             <w:r/>
             <w:r>
               <w:rPr>
-                <w:rFonts w:ascii="FangSong_GB2312" w:hAnsi="FangSong_GB2312" w:eastAsia="FangSong_GB2312" w:cs="FangSong_GB2312"/>
+                <w:rFonts w:ascii="Songti SC" w:hAnsi="Songti SC" w:eastAsia="Songti SC" w:cs="Songti SC"/>
                 <w:b w:val="0"/>
                 <w:sz w:val="18"/>
               </w:rPr>
@@ -7996,7 +8331,7 @@
             <w:r/>
             <w:r>
               <w:rPr>
-                <w:rFonts w:ascii="FangSong_GB2312" w:hAnsi="FangSong_GB2312" w:eastAsia="FangSong_GB2312" w:cs="FangSong_GB2312"/>
+                <w:rFonts w:ascii="Songti SC" w:hAnsi="Songti SC" w:eastAsia="Songti SC" w:cs="Songti SC"/>
                 <w:b w:val="0"/>
                 <w:sz w:val="18"/>
               </w:rPr>
@@ -8022,7 +8357,7 @@
             <w:r/>
             <w:r>
               <w:rPr>
-                <w:rFonts w:ascii="FangSong_GB2312" w:hAnsi="FangSong_GB2312" w:eastAsia="FangSong_GB2312" w:cs="FangSong_GB2312"/>
+                <w:rFonts w:ascii="Songti SC" w:hAnsi="Songti SC" w:eastAsia="Songti SC" w:cs="Songti SC"/>
                 <w:b w:val="0"/>
                 <w:sz w:val="18"/>
               </w:rPr>
@@ -8048,7 +8383,7 @@
             <w:r/>
             <w:r>
               <w:rPr>
-                <w:rFonts w:ascii="FangSong_GB2312" w:hAnsi="FangSong_GB2312" w:eastAsia="FangSong_GB2312" w:cs="FangSong_GB2312"/>
+                <w:rFonts w:ascii="Songti SC" w:hAnsi="Songti SC" w:eastAsia="Songti SC" w:cs="Songti SC"/>
                 <w:b w:val="0"/>
                 <w:sz w:val="18"/>
               </w:rPr>
@@ -8076,7 +8411,7 @@
             <w:r/>
             <w:r>
               <w:rPr>
-                <w:rFonts w:ascii="FangSong_GB2312" w:hAnsi="FangSong_GB2312" w:eastAsia="FangSong_GB2312" w:cs="FangSong_GB2312"/>
+                <w:rFonts w:ascii="Songti SC" w:hAnsi="Songti SC" w:eastAsia="Songti SC" w:cs="Songti SC"/>
                 <w:b w:val="0"/>
                 <w:sz w:val="18"/>
               </w:rPr>
@@ -8102,7 +8437,7 @@
             <w:r/>
             <w:r>
               <w:rPr>
-                <w:rFonts w:ascii="FangSong_GB2312" w:hAnsi="FangSong_GB2312" w:eastAsia="FangSong_GB2312" w:cs="FangSong_GB2312"/>
+                <w:rFonts w:ascii="Songti SC" w:hAnsi="Songti SC" w:eastAsia="Songti SC" w:cs="Songti SC"/>
                 <w:b w:val="0"/>
                 <w:sz w:val="18"/>
               </w:rPr>
@@ -8128,7 +8463,7 @@
             <w:r/>
             <w:r>
               <w:rPr>
-                <w:rFonts w:ascii="FangSong_GB2312" w:hAnsi="FangSong_GB2312" w:eastAsia="FangSong_GB2312" w:cs="FangSong_GB2312"/>
+                <w:rFonts w:ascii="Songti SC" w:hAnsi="Songti SC" w:eastAsia="Songti SC" w:cs="Songti SC"/>
                 <w:b w:val="0"/>
                 <w:sz w:val="18"/>
               </w:rPr>
@@ -8154,7 +8489,7 @@
             <w:r/>
             <w:r>
               <w:rPr>
-                <w:rFonts w:ascii="FangSong_GB2312" w:hAnsi="FangSong_GB2312" w:eastAsia="FangSong_GB2312" w:cs="FangSong_GB2312"/>
+                <w:rFonts w:ascii="Songti SC" w:hAnsi="Songti SC" w:eastAsia="Songti SC" w:cs="Songti SC"/>
                 <w:b w:val="0"/>
                 <w:sz w:val="18"/>
               </w:rPr>
@@ -8180,7 +8515,7 @@
             <w:r/>
             <w:r>
               <w:rPr>
-                <w:rFonts w:ascii="FangSong_GB2312" w:hAnsi="FangSong_GB2312" w:eastAsia="FangSong_GB2312" w:cs="FangSong_GB2312"/>
+                <w:rFonts w:ascii="Songti SC" w:hAnsi="Songti SC" w:eastAsia="Songti SC" w:cs="Songti SC"/>
                 <w:b w:val="0"/>
                 <w:sz w:val="18"/>
               </w:rPr>
@@ -8206,7 +8541,7 @@
             <w:r/>
             <w:r>
               <w:rPr>
-                <w:rFonts w:ascii="FangSong_GB2312" w:hAnsi="FangSong_GB2312" w:eastAsia="FangSong_GB2312" w:cs="FangSong_GB2312"/>
+                <w:rFonts w:ascii="Songti SC" w:hAnsi="Songti SC" w:eastAsia="Songti SC" w:cs="Songti SC"/>
                 <w:b w:val="0"/>
                 <w:sz w:val="18"/>
               </w:rPr>
@@ -8232,7 +8567,7 @@
             <w:r/>
             <w:r>
               <w:rPr>
-                <w:rFonts w:ascii="FangSong_GB2312" w:hAnsi="FangSong_GB2312" w:eastAsia="FangSong_GB2312" w:cs="FangSong_GB2312"/>
+                <w:rFonts w:ascii="Songti SC" w:hAnsi="Songti SC" w:eastAsia="Songti SC" w:cs="Songti SC"/>
                 <w:b w:val="0"/>
                 <w:sz w:val="18"/>
               </w:rPr>
@@ -8260,7 +8595,7 @@
             <w:r/>
             <w:r>
               <w:rPr>
-                <w:rFonts w:ascii="FangSong_GB2312" w:hAnsi="FangSong_GB2312" w:eastAsia="FangSong_GB2312" w:cs="FangSong_GB2312"/>
+                <w:rFonts w:ascii="Songti SC" w:hAnsi="Songti SC" w:eastAsia="Songti SC" w:cs="Songti SC"/>
                 <w:b w:val="0"/>
                 <w:sz w:val="18"/>
               </w:rPr>
@@ -8286,7 +8621,7 @@
             <w:r/>
             <w:r>
               <w:rPr>
-                <w:rFonts w:ascii="FangSong_GB2312" w:hAnsi="FangSong_GB2312" w:eastAsia="FangSong_GB2312" w:cs="FangSong_GB2312"/>
+                <w:rFonts w:ascii="Songti SC" w:hAnsi="Songti SC" w:eastAsia="Songti SC" w:cs="Songti SC"/>
                 <w:b w:val="0"/>
                 <w:sz w:val="18"/>
               </w:rPr>
@@ -8312,7 +8647,7 @@
             <w:r/>
             <w:r>
               <w:rPr>
-                <w:rFonts w:ascii="FangSong_GB2312" w:hAnsi="FangSong_GB2312" w:eastAsia="FangSong_GB2312" w:cs="FangSong_GB2312"/>
+                <w:rFonts w:ascii="Songti SC" w:hAnsi="Songti SC" w:eastAsia="Songti SC" w:cs="Songti SC"/>
                 <w:b w:val="0"/>
                 <w:sz w:val="18"/>
               </w:rPr>
@@ -8338,7 +8673,7 @@
             <w:r/>
             <w:r>
               <w:rPr>
-                <w:rFonts w:ascii="FangSong_GB2312" w:hAnsi="FangSong_GB2312" w:eastAsia="FangSong_GB2312" w:cs="FangSong_GB2312"/>
+                <w:rFonts w:ascii="Songti SC" w:hAnsi="Songti SC" w:eastAsia="Songti SC" w:cs="Songti SC"/>
                 <w:b w:val="0"/>
                 <w:sz w:val="18"/>
               </w:rPr>
@@ -8364,7 +8699,7 @@
             <w:r/>
             <w:r>
               <w:rPr>
-                <w:rFonts w:ascii="FangSong_GB2312" w:hAnsi="FangSong_GB2312" w:eastAsia="FangSong_GB2312" w:cs="FangSong_GB2312"/>
+                <w:rFonts w:ascii="Songti SC" w:hAnsi="Songti SC" w:eastAsia="Songti SC" w:cs="Songti SC"/>
                 <w:b w:val="0"/>
                 <w:sz w:val="18"/>
               </w:rPr>
@@ -8390,7 +8725,7 @@
             <w:r/>
             <w:r>
               <w:rPr>
-                <w:rFonts w:ascii="FangSong_GB2312" w:hAnsi="FangSong_GB2312" w:eastAsia="FangSong_GB2312" w:cs="FangSong_GB2312"/>
+                <w:rFonts w:ascii="Songti SC" w:hAnsi="Songti SC" w:eastAsia="Songti SC" w:cs="Songti SC"/>
                 <w:b w:val="0"/>
                 <w:sz w:val="18"/>
               </w:rPr>
@@ -8416,7 +8751,7 @@
             <w:r/>
             <w:r>
               <w:rPr>
-                <w:rFonts w:ascii="FangSong_GB2312" w:hAnsi="FangSong_GB2312" w:eastAsia="FangSong_GB2312" w:cs="FangSong_GB2312"/>
+                <w:rFonts w:ascii="Songti SC" w:hAnsi="Songti SC" w:eastAsia="Songti SC" w:cs="Songti SC"/>
                 <w:b w:val="0"/>
                 <w:sz w:val="18"/>
               </w:rPr>
@@ -8437,7 +8772,7 @@
       </w:pPr>
       <w:r>
         <w:rPr>
-          <w:rFonts w:ascii="FangSong_GB2312" w:hAnsi="FangSong_GB2312" w:eastAsia="FangSong_GB2312" w:cs="FangSong_GB2312"/>
+          <w:rFonts w:ascii="Songti SC" w:hAnsi="Songti SC" w:eastAsia="Songti SC" w:cs="Songti SC"/>
           <w:b w:val="0"/>
           <w:sz w:val="22"/>
         </w:rPr>
@@ -8458,7 +8793,7 @@
       </w:pPr>
       <w:r>
         <w:rPr>
-          <w:rFonts w:ascii="FangSong_GB2312" w:hAnsi="FangSong_GB2312" w:eastAsia="FangSong_GB2312" w:cs="FangSong_GB2312"/>
+          <w:rFonts w:ascii="Songti SC" w:hAnsi="Songti SC" w:eastAsia="Songti SC" w:cs="Songti SC"/>
           <w:b w:val="0"/>
           <w:sz w:val="22"/>
         </w:rPr>
@@ -8486,7 +8821,7 @@
     </w:pPr>
     <w:r>
       <w:rPr>
-        <w:rFonts w:ascii="FangSong_GB2312" w:hAnsi="FangSong_GB2312" w:eastAsia="FangSong_GB2312" w:cs="FangSong_GB2312"/>
+        <w:rFonts w:ascii="Songti SC" w:hAnsi="Songti SC" w:eastAsia="Songti SC" w:cs="Songti SC"/>
         <w:color w:val="666666"/>
         <w:sz w:val="18"/>
       </w:rPr>
@@ -8497,7 +8832,7 @@
     </w:r>
     <w:r>
       <w:rPr>
-        <w:rFonts w:ascii="FangSong_GB2312" w:hAnsi="FangSong_GB2312" w:eastAsia="FangSong_GB2312" w:cs="FangSong_GB2312"/>
+        <w:rFonts w:ascii="Songti SC" w:hAnsi="Songti SC" w:eastAsia="Songti SC" w:cs="Songti SC"/>
         <w:color w:val="666666"/>
         <w:sz w:val="18"/>
       </w:rPr>
@@ -8516,7 +8851,7 @@
     </w:pPr>
     <w:r>
       <w:rPr>
-        <w:rFonts w:ascii="FangSong_GB2312" w:hAnsi="FangSong_GB2312" w:eastAsia="FangSong_GB2312" w:cs="FangSong_GB2312"/>
+        <w:rFonts w:ascii="Songti SC" w:hAnsi="Songti SC" w:eastAsia="Songti SC" w:cs="Songti SC"/>
         <w:color w:val="666666"/>
         <w:sz w:val="17"/>
       </w:rPr>
@@ -8931,7 +9266,7 @@
       <w:spacing w:before="0" w:after="120" w:line="300" w:lineRule="auto"/>
     </w:pPr>
     <w:rPr>
-      <w:rFonts w:ascii="FangSong_GB2312" w:hAnsi="FangSong_GB2312" w:eastAsia="FangSong_GB2312" w:cs="FangSong_GB2312"/>
+      <w:rFonts w:ascii="Songti SC" w:hAnsi="Songti SC" w:eastAsia="Songti SC" w:cs="Songti SC"/>
       <w:sz w:val="22"/>
     </w:rPr>
   </w:style>
@@ -8994,7 +9329,7 @@
       <w:outlineLvl w:val="0"/>
     </w:pPr>
     <w:rPr>
-      <w:rFonts w:asciiTheme="majorHAnsi" w:eastAsiaTheme="majorEastAsia" w:hAnsiTheme="majorHAnsi" w:cstheme="majorBidi" w:ascii="FangSong_GB2312" w:hAnsi="FangSong_GB2312" w:eastAsia="FangSong_GB2312" w:cs="FangSong_GB2312"/>
+      <w:rFonts w:asciiTheme="majorHAnsi" w:eastAsiaTheme="majorEastAsia" w:hAnsiTheme="majorHAnsi" w:cstheme="majorBidi" w:ascii="Songti SC" w:hAnsi="Songti SC" w:eastAsia="Songti SC" w:cs="Songti SC"/>
       <w:b/>
       <w:bCs/>
       <w:color w:val="2E74B5"/>
@@ -9018,7 +9353,7 @@
       <w:outlineLvl w:val="1"/>
     </w:pPr>
     <w:rPr>
-      <w:rFonts w:asciiTheme="majorHAnsi" w:eastAsiaTheme="majorEastAsia" w:hAnsiTheme="majorHAnsi" w:cstheme="majorBidi" w:ascii="FangSong_GB2312" w:hAnsi="FangSong_GB2312" w:eastAsia="FangSong_GB2312" w:cs="FangSong_GB2312"/>
+      <w:rFonts w:asciiTheme="majorHAnsi" w:eastAsiaTheme="majorEastAsia" w:hAnsiTheme="majorHAnsi" w:cstheme="majorBidi" w:ascii="Songti SC" w:hAnsi="Songti SC" w:eastAsia="Songti SC" w:cs="Songti SC"/>
       <w:b/>
       <w:bCs/>
       <w:color w:val="2E74B5"/>
@@ -9042,7 +9377,7 @@
       <w:outlineLvl w:val="2"/>
     </w:pPr>
     <w:rPr>
-      <w:rFonts w:asciiTheme="majorHAnsi" w:eastAsiaTheme="majorEastAsia" w:hAnsiTheme="majorHAnsi" w:cstheme="majorBidi" w:ascii="FangSong_GB2312" w:hAnsi="FangSong_GB2312" w:eastAsia="FangSong_GB2312" w:cs="FangSong_GB2312"/>
+      <w:rFonts w:asciiTheme="majorHAnsi" w:eastAsiaTheme="majorEastAsia" w:hAnsiTheme="majorHAnsi" w:cstheme="majorBidi" w:ascii="Songti SC" w:hAnsi="Songti SC" w:eastAsia="Songti SC" w:cs="Songti SC"/>
       <w:b/>
       <w:bCs/>
       <w:color w:val="1F4D78"/>
@@ -9286,7 +9621,7 @@
       <w:jc w:val="center"/>
     </w:pPr>
     <w:rPr>
-      <w:rFonts w:asciiTheme="majorHAnsi" w:eastAsiaTheme="majorEastAsia" w:hAnsiTheme="majorHAnsi" w:cstheme="majorBidi" w:ascii="FangSong_GB2312" w:hAnsi="FangSong_GB2312" w:eastAsia="FangSong_GB2312" w:cs="FangSong_GB2312"/>
+      <w:rFonts w:asciiTheme="majorHAnsi" w:eastAsiaTheme="majorEastAsia" w:hAnsiTheme="majorHAnsi" w:cstheme="majorBidi" w:ascii="Songti SC" w:hAnsi="Songti SC" w:eastAsia="Songti SC" w:cs="Songti SC"/>
       <w:b w:val="0"/>
       <w:color w:val="000000"/>
       <w:spacing w:val="5"/>
@@ -9470,7 +9805,7 @@
       <w:contextualSpacing/>
     </w:pPr>
     <w:rPr>
-      <w:rFonts w:ascii="FangSong_GB2312" w:hAnsi="FangSong_GB2312" w:eastAsia="FangSong_GB2312" w:cs="FangSong_GB2312"/>
+      <w:rFonts w:ascii="Songti SC" w:hAnsi="Songti SC" w:eastAsia="Songti SC" w:cs="Songti SC"/>
       <w:sz w:val="22"/>
     </w:rPr>
   </w:style>
@@ -9515,7 +9850,7 @@
       <w:contextualSpacing/>
     </w:pPr>
     <w:rPr>
-      <w:rFonts w:ascii="FangSong_GB2312" w:hAnsi="FangSong_GB2312" w:eastAsia="FangSong_GB2312" w:cs="FangSong_GB2312"/>
+      <w:rFonts w:ascii="Songti SC" w:hAnsi="Songti SC" w:eastAsia="Songti SC" w:cs="Songti SC"/>
       <w:sz w:val="22"/>
     </w:rPr>
   </w:style>
